--- a/docs/02_GenAI_SoftwareDevelopment_requirements-qa.docx
+++ b/docs/02_GenAI_SoftwareDevelopment_requirements-qa.docx
@@ -17,13 +17,7 @@
         </w:rPr>
       </w:pPr>
       <w:r>
-        <w:rPr>
-          <w:rFonts w:cstheme="minorHAnsi"/>
-          <w:b/>
-          <w:sz w:val="36"/>
-          <w:szCs w:val="26"/>
-        </w:rPr>
-        <w:t>THU THẬP, LÀM RÕ YÊU CẦU CỦA ỨNG DỤNG</w:t>
+        <w:t>THU THẬP, LÀM RÕ YÊU CẦU CỦA ỨNG DỤNG - ĐỒ ÁN HỌC PHẦN MÔN 'ỨNG DỤNG TRÍ TUỆ NHÂN TẠO'</w:t>
       </w:r>
     </w:p>
     <w:p>
@@ -464,21 +458,8 @@
             <w:vAlign w:val="center"/>
           </w:tcPr>
           <w:p>
-            <w:pPr>
-              <w:spacing w:before="40" w:after="40" w:line="276" w:lineRule="auto"/>
-              <w:rPr>
-                <w:rFonts w:cstheme="minorHAnsi"/>
-                <w:sz w:val="24"/>
-                <w:szCs w:val="24"/>
-              </w:rPr>
-            </w:pPr>
-            <w:r>
-              <w:rPr>
-                <w:rFonts w:cstheme="minorHAnsi"/>
-                <w:sz w:val="24"/>
-                <w:szCs w:val="24"/>
-              </w:rPr>
-              <w:t>StoreFlow AI giải quyết bài toán quản trị bán lẻ đa kênh tích hợp: quản lý danh mục, sản phẩm, khách hàng, bán hàng tại quầy (POS) trừ kho nguyên tử, nhập hàng và tự động cập nhật tồn kho, báo cáo doanh thu; đồng thời tích hợp Trợ lý AI (Google Gemini 3.6 Flash kết hợp ChromaDB Vector RAG) để tư vấn sản phẩm chính xác theo tồn kho và hỗ trợ chủ cửa hàng phân tích số liệu kinh doanh.</w:t>
+            <w:r>
+              <w:t>StoreFlow AI giải quyết bài toán quản trị bán lẻ đa kênh tích hợp: quản lý danh mục, sản phẩm kèm đặc trưng thị giác, khách hàng, bán hàng tại quầy (POS) trừ kho nguyên tử, nhập hàng và tự động cập nhật tồn kho, báo cáo doanh thu; đồng thời tích hợp kiến trúc Pluggable AI Engine (Ollama Local Qwen 2.5 1.5B chạy offline hoàn toàn trên GPU/CPU, Google Gemini 3.6 Flash online, và Safe Grounded Fallback) kết hợp ChromaDB 3 Collections để tư vấn sản phẩm chính xác theo tồn kho thực tế, tìm kiếm sản phẩm bằng hình ảnh đa phương thức (OpenAI CLIP ViT-B/32 512 chiều) và hỗ trợ chủ cửa hàng phân tích số liệu kinh doanh BI chuẩn xác.</w:t>
             </w:r>
           </w:p>
         </w:tc>
@@ -1536,30 +1517,8 @@
             <w:vAlign w:val="center"/>
           </w:tcPr>
           <w:p>
-            <w:pPr>
-              <w:spacing w:before="40" w:after="40" w:line="276" w:lineRule="auto"/>
-              <w:rPr>
-                <w:rFonts w:cstheme="minorHAnsi"/>
-                <w:sz w:val="24"/>
-                <w:szCs w:val="24"/>
-              </w:rPr>
-            </w:pPr>
-            <w:r>
-              <w:rPr>
-                <w:rFonts w:cstheme="minorHAnsi"/>
-                <w:sz w:val="24"/>
-                <w:szCs w:val="24"/>
-              </w:rPr>
-              <w:t xml:space="preserve">SuperAdmin được cung cấp Dashboard và API báo cáo (`/api/v1/reports/*`): tổng doanh thu (hôm nay, 7 ngày, tuần này, tháng này, toàn thời gian), tổng số đơn hàng đã hoàn tất, top 5 sản phẩm bán chạy nhất theo số lượng &amp; </w:t>
-            </w:r>
-            <w:r>
-              <w:rPr>
-                <w:rFonts w:cstheme="minorHAnsi"/>
-                <w:sz w:val="24"/>
-                <w:szCs w:val="24"/>
-              </w:rPr>
-              <w:lastRenderedPageBreak/>
-              <w:t>doanh thu, danh sách sản phẩm tồn kho dưới ngưỡng báo động (`low-stock`), và hỗ trợ xuất dữ liệu báo cáo ra file định dạng CSV.</w:t>
+            <w:r>
+              <w:t>SuperAdmin được cung cấp Dashboard và API báo cáo (`/api/v1/reports/*`): tổng doanh thu (hôm nay, 7 ngày, tuần này, tháng này, toàn thời gian), Banner Đối soát Tài chính tách bạch rõ ràng giữa Thực nhận đã đối soát (POS) và Doanh số lịch sử chưa đối soát (Legacy), tổng số đơn hàng đã hoàn tất (2 đơn hoàn tất / 5 tổng đơn trong hệ thống thực tế), top 5 sản phẩm bán chạy nhất theo số lượng &amp; doanh thu, danh sách sản phẩm tồn kho dưới ngưỡng báo động (`low-stock`), và hỗ trợ xuất dữ liệu báo cáo ra file định dạng CSV và Excel (.xlsx).</w:t>
             </w:r>
           </w:p>
         </w:tc>
@@ -1662,48 +1621,14 @@
             <w:vAlign w:val="center"/>
           </w:tcPr>
           <w:p>
-            <w:pPr>
-              <w:spacing w:before="40" w:after="40" w:line="276" w:lineRule="auto"/>
-              <w:rPr>
-                <w:rFonts w:cstheme="minorHAnsi"/>
-                <w:sz w:val="24"/>
-                <w:szCs w:val="24"/>
-              </w:rPr>
-            </w:pPr>
-            <w:r>
-              <w:rPr>
-                <w:rFonts w:cstheme="minorHAnsi"/>
-                <w:sz w:val="24"/>
-                <w:szCs w:val="24"/>
-              </w:rPr>
-              <w:t>Trợ lý AI đảm nhận 3 chức năng chính:</w:t>
-            </w:r>
-            <w:r>
-              <w:rPr>
-                <w:rFonts w:cstheme="minorHAnsi"/>
-                <w:sz w:val="24"/>
-                <w:szCs w:val="24"/>
-              </w:rPr>
+            <w:r>
+              <w:t>Trợ lý AI đảm nhận 3 phân hệ chuyên biệt tại `AiAssistantPage.jsx`:</w:t>
               <w:br/>
-              <w:t>1. Tư vấn sản phẩm thông minh (Product Recommendation): Hiểu nhu cầu tự nhiên và ngân sách của khách hàng để gợi ý đúng sản phẩm phù hợp.</w:t>
-            </w:r>
-            <w:r>
-              <w:rPr>
-                <w:rFonts w:cstheme="minorHAnsi"/>
-                <w:sz w:val="24"/>
-                <w:szCs w:val="24"/>
-              </w:rPr>
+              <w:t>1. Tư vấn sản phẩm thông minh (Semantic RAG): Hiểu nhu cầu tự nhiên và ngân sách của khách hàng để gợi ý đúng sản phẩm phù hợp, hiển thị thẻ tương tác (ProductCard) có nút Thêm giỏ (Customer) hoặc Mở bán POS (Staff).</w:t>
               <w:br/>
-              <w:t>2. Sinh báo cáo doanh thu &amp; khuyến nghị nhập hàng (AI Sales Report): Phân tích số liệu kinh doanh từ SQLite và sinh nhận xét chiến lược cho SuperAdmin.</w:t>
-            </w:r>
-            <w:r>
-              <w:rPr>
-                <w:rFonts w:cstheme="minorHAnsi"/>
-                <w:sz w:val="24"/>
-                <w:szCs w:val="24"/>
-              </w:rPr>
+              <w:t>2. Tìm kiếm sản phẩm bằng hình ảnh (Multimodal Visual Search): Cho phép tải ảnh chụp sản phẩm để tìm kiếm qua mô hình OpenAI CLIP ViT-B/32 512 chiều (chạy trên CPU, 0 MB VRAM) hoặc Gemini Cloud Vision, đối chiếu với SQLite WAL qua Dynamic Visual Match Engine 3 cấp độ kèm lý do tiếng Việt minh bạch.</w:t>
               <w:br/>
-              <w:t>3. Hỏi đáp dữ liệu bán hàng &amp; vận hành (Sales Q&amp;A): Giải đáp thắc mắc về sản phẩm, tình hình bán hàng và tra cứu đơn hàng theo quyền hạn người hỏi.</w:t>
+              <w:t>3. Phân tích doanh thu &amp; Đề xuất nhập hàng (AI Business Intelligence): Đọc số liệu doanh thu thực tế từ SQLite, phát hiện xu hướng tăng trưởng, top sản phẩm và sinh nhận xét chiến lược cho SuperAdmin với cơ chế chống rò rỉ prompt (Stop token `[HẾT BÁO CÁO]`).</w:t>
             </w:r>
           </w:p>
         </w:tc>
@@ -2030,20 +1955,8 @@
             <w:vAlign w:val="center"/>
           </w:tcPr>
           <w:p>
-            <w:pPr>
-              <w:rPr>
-                <w:rFonts w:cstheme="minorHAnsi"/>
-                <w:sz w:val="24"/>
-                <w:szCs w:val="24"/>
-              </w:rPr>
-            </w:pPr>
-            <w:r>
-              <w:rPr>
-                <w:rFonts w:cstheme="minorHAnsi"/>
-                <w:sz w:val="24"/>
-                <w:szCs w:val="24"/>
-              </w:rPr>
-              <w:t>Tính năng Báo cáo Doanh thu và Phân tích Tài chính AI là đặc quyền bảo mật tối cao của SuperAdmin (Chủ cửa hàng). Tất cả các API báo cáo (/api/v1/reports/* và /api/v1/ai/sales-report) đều enforce require_roles('superadmin'). Nếu Admin hoặc Staff cố tình truy cập sẽ lập tức nhận lỗi HTTP 403 Forbidden. Cơ sở dữ liệu SQLite là Nguồn Chân lý (Source of Truth) duy nhất cho toàn bộ số liệu doanh thu, giá bán và tồn kho.</w:t>
+            <w:r>
+              <w:t>Tính năng Báo cáo Doanh thu và Phân tích Tài chính AI là đặc quyền bảo mật tối cao của SuperAdmin (Chủ cửa hàng). Tất cả các API báo cáo (`/api/v1/reports/*` và `/api/v1/ai/sales-report`) đều enforce `require_roles('superadmin')`. Nếu Admin hoặc Staff cố tình truy cập sẽ lập tức nhận lỗi HTTP 403 Forbidden. Cơ sở dữ liệu SQLite là Nguồn Chân lý (Source of Truth) duy nhất cho toàn bộ số liệu: doanh thu thực nhận 1.390.000 VNĐ từ 2 đơn hàng hoàn tất trên tổng số 5 đơn (3 đơn bị hủy/hoàn tiền được bóc tách minh bạch). Hệ thống tích hợp Stop Sequence `[HẾT BÁO CÁO]`, tham số `repeat_penalty: 1.22` và bộ lọc hậu kỳ `_clean_report_output` nhằm triệt tiêu hoàn toàn nguy cơ rò rỉ prompt hệ thống (instruction bleed) và lặp từ thoái hóa.</w:t>
             </w:r>
           </w:p>
         </w:tc>
@@ -2572,20 +2485,14 @@
             <w:vAlign w:val="center"/>
           </w:tcPr>
           <w:p>
-            <w:pPr>
-              <w:rPr>
-                <w:rFonts w:cstheme="minorHAnsi"/>
-                <w:sz w:val="24"/>
-                <w:szCs w:val="24"/>
-              </w:rPr>
-            </w:pPr>
-            <w:r>
-              <w:rPr>
-                <w:rFonts w:cstheme="minorHAnsi"/>
-                <w:sz w:val="24"/>
-                <w:szCs w:val="24"/>
-              </w:rPr>
-              <w:t>Giao diện người dùng được xây dựng theo định hướng 'Vintage Editorial / Retro Print / Product Catalog' với hệ thống Dual Theme: Light Theme mang tông off-white / cool-neutral kèm điểm nhấn vintage tiết chế; Dark Theme mang phong cách dark vintage / editorial chuyên nghiệp. Giao diện phân định rõ ràng các bảng điều khiển theo vai trò người dùng và tích hợp cập nhật trạng thái đơn hàng cận thời gian thực.</w:t>
+            <w:r>
+              <w:t>Khi dịch vụ Gemini API bên ngoài gặp lỗi timeout hoặc hết hạn ngạch (Quota 429 Too Many Requests), hệ thống kích hoạt cơ chế Pluggable AI Provider Architecture:</w:t>
+              <w:br/>
+              <w:t>1. Tự động chuyển đổi sang Ollama Local Engine (mô hình Qwen 2.5 1.5B chạy offline cục bộ trên máy chủ) để tiếp tục phục vụ người dùng mà không gián đoạn.</w:t>
+              <w:br/>
+              <w:t>2. Trong tìm kiếm hình ảnh, nếu Gemini Cloud Vision hết quota hoặc lỗi mạng, hệ thống tự động fallback về Local Vision Engine (OpenAI CLIP ViT-B/32 trích xuất vector 512 chiều trực tiếp trên CPU, 0 MB VRAM).</w:t>
+              <w:br/>
+              <w:t>3. Nếu toàn bộ dịch vụ AI bên ngoài không khả dụng, hệ thống chuyển về chế độ Safe Grounded Fallback: tra cứu sản phẩm trực tiếp từ CSDL SQLite WAL dựa trên rule-based keywords và metadata, đảm bảo hệ thống bán hàng và tư vấn luôn hoạt động 100% thời gian (zero-downtime).</w:t>
             </w:r>
           </w:p>
         </w:tc>
@@ -2960,20 +2867,22 @@
             <w:tcW w:w="3316" w:type="dxa"/>
           </w:tcPr>
           <w:p>
-            <w:pPr>
-              <w:rPr>
-                <w:rFonts w:cstheme="minorHAnsi"/>
-                <w:sz w:val="24"/>
-                <w:szCs w:val="24"/>
-              </w:rPr>
-            </w:pPr>
-            <w:r>
-              <w:rPr>
-                <w:rFonts w:cstheme="minorHAnsi"/>
-                <w:sz w:val="24"/>
-                <w:szCs w:val="24"/>
-              </w:rPr>
-              <w:t>Hệ thống TUYỆT ĐỐI KHÔNG sử dụng mô hình trích xuất vector ảnh thô (raw image embeddings). Quy trình triển khai: (1) Ảnh tải lên được kiểm tra dung lượng (&lt;= 5MB) và chữ ký nhị phân; (2) Gemini Multimodal Visual Feature Extraction phân tích ảnh và trích xuất đặc trưng thị giác có cấu trúc (loại sản phẩm, màu sắc, kiểu dáng, chất liệu, từ khóa); (3) ChromaDB Vector Store truy vấn ngữ nghĩa trên collection 'storeflow_product_visuals' sử dụng text embedding model all-MiniLM-L6-v2; (4) SQLite Source of Truth đối soát dữ liệu thực tế (status active, tồn kho &gt; 0, giá niêm yết); (5) Thuật toán phân loại 4 mức độ: MATCH, SIMILAR, RELATED, NONE và hiển thị Thẻ sản phẩm tương tác.</w:t>
+            <w:r>
+              <w:t>Kiến trúc Tìm kiếm Sản phẩm bằng Hình ảnh (Multimodal Visual Search) của StoreFlow AI 2.0 hoạt động theo mô hình Dual Engine:</w:t>
+              <w:br/>
+              <w:t>(1) Khách hàng tải ảnh sản phẩm lên (hỗ trợ JPG, PNG, WebP &lt;= 5MB) qua giao diện kéo thả trực quan.</w:t>
+              <w:br/>
+              <w:t>(2) Tầng trích xuất đặc trưng thị giác hỗ trợ 2 chế độ:</w:t>
+              <w:br/>
+              <w:t xml:space="preserve">    - Local Vision (Offline): Sử dụng mô hình OpenAI CLIP ViT-B/32 trích xuất vector nhúng ảnh 512 chiều trực tiếp trên CPU (tiêu tốn 0 MB VRAM, khởi động an toàn).</w:t>
+              <w:br/>
+              <w:t xml:space="preserve">    - Gemini Cloud Vision (Online): Gọi Gemini Vision để trích xuất JSON đặc trưng cấu trúc (loại thiết bị, màu sắc, kiểu dáng, chất liệu, từ khóa).</w:t>
+              <w:br/>
+              <w:t>(3) Tầng truy xuất vector ChromaDB: Tìm kiếm ứng viên tương đồng qua 3 collections (`storeflow_products`, `storeflow_product_visuals`, `storeflow_product_visual_vectors`).</w:t>
+              <w:br/>
+              <w:t>(4) Tầng xác thực SQLite Truth Guard: Đối chiếu toàn bộ ứng viên với CSDL SQLite WAL (chỉ giữ sản phẩm status active, tồn kho &gt; 0, giá niêm yết chuẩn).</w:t>
+              <w:br/>
+              <w:t>(5) Động cơ đối chiếu thị giác động (Dynamic Visual Match Engine): Tự động phân loại kết quả thành 3 cấp độ: `[ SẢN PHẨM TƯƠNG TỰ ]` (SIMILAR), `[ CÙNG NHÓM HÀNG ]` (RELATED), và `[ SẢN PHẨM LIÊN QUAN ]` (RELATED-Category) kèm lý do giải thích bằng tiếng Việt. Nếu ảnh đầu vào không rõ ràng hoặc góc chụp thiếu sáng, hệ thống gắn nhãn cảnh báo `Chưa xác định chắc chắn (Độ tin cậy thấp)`.</w:t>
             </w:r>
           </w:p>
         </w:tc>
@@ -5372,21 +5281,8 @@
             <w:vAlign w:val="center"/>
           </w:tcPr>
           <w:p>
-            <w:pPr>
-              <w:spacing w:before="40" w:after="40" w:line="276" w:lineRule="auto"/>
-              <w:rPr>
-                <w:rFonts w:cstheme="minorHAnsi"/>
-                <w:sz w:val="24"/>
-                <w:szCs w:val="24"/>
-              </w:rPr>
-            </w:pPr>
-            <w:r>
-              <w:rPr>
-                <w:rFonts w:cstheme="minorHAnsi"/>
-                <w:sz w:val="24"/>
-                <w:szCs w:val="24"/>
-              </w:rPr>
-              <w:t>AI Sinh Báo cáo Doanh thu</w:t>
+            <w:r>
+              <w:t>Trợ lý AI Tìm kiếm Sản phẩm bằng Hình ảnh (Visual Search)</w:t>
             </w:r>
           </w:p>
         </w:tc>
@@ -5397,21 +5293,8 @@
             <w:vAlign w:val="center"/>
           </w:tcPr>
           <w:p>
-            <w:pPr>
-              <w:spacing w:before="40" w:after="40" w:line="276" w:lineRule="auto"/>
-              <w:rPr>
-                <w:rFonts w:cstheme="minorHAnsi"/>
-                <w:sz w:val="24"/>
-                <w:szCs w:val="24"/>
-              </w:rPr>
-            </w:pPr>
-            <w:r>
-              <w:rPr>
-                <w:rFonts w:cstheme="minorHAnsi"/>
-                <w:sz w:val="24"/>
-                <w:szCs w:val="24"/>
-              </w:rPr>
-              <w:t>AI đóng vai Giám đốc tài chính phân tích số liệu SQL facts (doanh thu, đơn hàng, hàng bán chạy, hàng tồn kho) và đề xuất chiến lược nhập hàng.</w:t>
+            <w:r>
+              <w:t>Cho phép người dùng tải ảnh sản phẩm thực tế lên để tìm kiếm qua mô hình Dual Engine: OpenAI CLIP ViT-B/32 512 chiều chạy trên CPU (0 MB VRAM) offline và Gemini Cloud Vision online; đối chiếu kho hàng SQLite qua Dynamic Visual Match Engine 3 cấp độ kèm Thẻ sản phẩm tương tác.</w:t>
             </w:r>
           </w:p>
         </w:tc>
@@ -6401,61 +6284,18 @@
             <w:tcW w:w="1814" w:type="dxa"/>
           </w:tcPr>
           <w:p>
-            <w:pPr>
-              <w:rPr>
-                <w:rFonts w:cstheme="minorHAnsi"/>
-                <w:sz w:val="24"/>
-                <w:szCs w:val="24"/>
-              </w:rPr>
-            </w:pPr>
-            <w:r>
-              <w:rPr>
-                <w:rFonts w:cstheme="minorHAnsi"/>
-                <w:sz w:val="24"/>
-                <w:szCs w:val="24"/>
-              </w:rPr>
-              <w:t xml:space="preserve">Tìm kiếm Sản phẩm bằng Hình ảnh </w:t>
-            </w:r>
-            <w:r>
-              <w:rPr>
-                <w:rFonts w:cstheme="minorHAnsi"/>
-                <w:sz w:val="24"/>
-                <w:szCs w:val="24"/>
-              </w:rPr>
-              <w:lastRenderedPageBreak/>
-              <w:t>(Image Search)</w:t>
-            </w:r>
-          </w:p>
-        </w:tc>
-        <w:tc>
-          <w:tcPr>
-            <w:tcW w:w="1814" w:type="dxa"/>
-          </w:tcPr>
-          <w:p>
-            <w:pPr>
-              <w:rPr>
-                <w:rFonts w:cstheme="minorHAnsi"/>
-                <w:sz w:val="24"/>
-                <w:szCs w:val="24"/>
-              </w:rPr>
-            </w:pPr>
-            <w:r>
-              <w:rPr>
-                <w:rFonts w:cstheme="minorHAnsi"/>
-                <w:sz w:val="24"/>
-                <w:szCs w:val="24"/>
-              </w:rPr>
-              <w:lastRenderedPageBreak/>
-              <w:t xml:space="preserve">Người dùng tải ảnh/kéo thả để tìm kiếm sản phẩm. Hệ thống trích xuất đặc trưng thị </w:t>
-            </w:r>
-            <w:r>
-              <w:rPr>
-                <w:rFonts w:cstheme="minorHAnsi"/>
-                <w:sz w:val="24"/>
-                <w:szCs w:val="24"/>
-              </w:rPr>
-              <w:lastRenderedPageBreak/>
-              <w:t>giác đa phương thức qua Gemini, tra cứu ngữ nghĩa ChromaDB collection storeflow_product_visuals, đối soát tồn kho/giá tại SQLite và phân loại theo 4 mức độ (MATCH, SIMILAR, RELATED, NONE).</w:t>
+            <w:r>
+              <w:t>Trợ lý AI Sinh Báo cáo Doanh thu Thông minh (AI BI Sales Report)</w:t>
+            </w:r>
+          </w:p>
+        </w:tc>
+        <w:tc>
+          <w:tcPr>
+            <w:tcW w:w="1814" w:type="dxa"/>
+          </w:tcPr>
+          <w:p>
+            <w:r>
+              <w:t>Cho phép SuperAdmin yêu cầu AI phân tích dữ liệu bán hàng thực tế từ SQLite (bóc tách 2 đơn hoàn tất / 5 tổng đơn), tích hợp stop sequence [HẾT BÁO CÁO] và bộ lọc _clean_report_output triệt tiêu rò rỉ prompt hệ thống.</w:t>
             </w:r>
           </w:p>
         </w:tc>
@@ -8115,2164 +7955,121 @@
         </w:rPr>
       </w:pPr>
       <w:r>
-        <w:rPr>
-          <w:rFonts w:cstheme="minorHAnsi"/>
-          <w:sz w:val="24"/>
-          <w:szCs w:val="24"/>
-        </w:rPr>
         <w:t>STOREFLOW AI - HỆ THỐNG QUẢN LÝ BÁN HÀNG TÍCH HỢP AI</w:t>
-      </w:r>
-      <w:r>
-        <w:rPr>
-          <w:rFonts w:cstheme="minorHAnsi"/>
-          <w:sz w:val="24"/>
-          <w:szCs w:val="24"/>
-        </w:rPr>
         <w:br/>
         <w:t>│</w:t>
-      </w:r>
-      <w:r>
-        <w:rPr>
-          <w:rFonts w:cstheme="minorHAnsi"/>
-          <w:sz w:val="24"/>
-          <w:szCs w:val="24"/>
-        </w:rPr>
         <w:br/>
-      </w:r>
-      <w:r>
-        <w:rPr>
-          <w:rFonts w:ascii="Arial" w:hAnsi="Arial" w:cs="Arial"/>
-          <w:sz w:val="24"/>
-          <w:szCs w:val="24"/>
-        </w:rPr>
-        <w:t>├</w:t>
-      </w:r>
-      <w:r>
-        <w:rPr>
-          <w:rFonts w:ascii="Calibri" w:hAnsi="Calibri" w:cs="Calibri"/>
-          <w:sz w:val="24"/>
-          <w:szCs w:val="24"/>
-        </w:rPr>
-        <w:t>--</w:t>
-      </w:r>
-      <w:r>
-        <w:rPr>
-          <w:rFonts w:cstheme="minorHAnsi"/>
-          <w:sz w:val="24"/>
-          <w:szCs w:val="24"/>
-        </w:rPr>
-        <w:t xml:space="preserve"> 1.0 PH</w:t>
-      </w:r>
-      <w:r>
-        <w:rPr>
-          <w:rFonts w:ascii="Calibri" w:hAnsi="Calibri" w:cs="Calibri"/>
-          <w:sz w:val="24"/>
-          <w:szCs w:val="24"/>
-        </w:rPr>
-        <w:t>Â</w:t>
-      </w:r>
-      <w:r>
-        <w:rPr>
-          <w:rFonts w:cstheme="minorHAnsi"/>
-          <w:sz w:val="24"/>
-          <w:szCs w:val="24"/>
-        </w:rPr>
-        <w:t>N HỆ XÁC THỰC &amp; PHÂN QUYỀN (AUTHENTICATION &amp; RBAC)</w:t>
-      </w:r>
-      <w:r>
-        <w:rPr>
-          <w:rFonts w:cstheme="minorHAnsi"/>
-          <w:sz w:val="24"/>
-          <w:szCs w:val="24"/>
-        </w:rPr>
+        <w:t>├-- 1.0 PHÂN HỆ XÁC THỰC &amp; PHÂN QUYỀN (AUTHENTICATION &amp; RBAC)</w:t>
         <w:br/>
-        <w:t xml:space="preserve">│   </w:t>
-      </w:r>
-      <w:r>
-        <w:rPr>
-          <w:rFonts w:ascii="Arial" w:hAnsi="Arial" w:cs="Arial"/>
-          <w:sz w:val="24"/>
-          <w:szCs w:val="24"/>
-        </w:rPr>
-        <w:t>├</w:t>
-      </w:r>
-      <w:r>
-        <w:rPr>
-          <w:rFonts w:ascii="Calibri" w:hAnsi="Calibri" w:cs="Calibri"/>
-          <w:sz w:val="24"/>
-          <w:szCs w:val="24"/>
-        </w:rPr>
-        <w:t>--</w:t>
-      </w:r>
-      <w:r>
-        <w:rPr>
-          <w:rFonts w:cstheme="minorHAnsi"/>
-          <w:sz w:val="24"/>
-          <w:szCs w:val="24"/>
-        </w:rPr>
-        <w:t xml:space="preserve"> 1.1 </w:t>
-      </w:r>
-      <w:r>
-        <w:rPr>
-          <w:rFonts w:ascii="Calibri" w:hAnsi="Calibri" w:cs="Calibri"/>
-          <w:sz w:val="24"/>
-          <w:szCs w:val="24"/>
-        </w:rPr>
-        <w:t>Đă</w:t>
-      </w:r>
-      <w:r>
-        <w:rPr>
-          <w:rFonts w:cstheme="minorHAnsi"/>
-          <w:sz w:val="24"/>
-          <w:szCs w:val="24"/>
-        </w:rPr>
-        <w:t>ng k</w:t>
-      </w:r>
-      <w:r>
-        <w:rPr>
-          <w:rFonts w:ascii="Calibri" w:hAnsi="Calibri" w:cs="Calibri"/>
-          <w:sz w:val="24"/>
-          <w:szCs w:val="24"/>
-        </w:rPr>
-        <w:t>ý</w:t>
-      </w:r>
-      <w:r>
-        <w:rPr>
-          <w:rFonts w:cstheme="minorHAnsi"/>
-          <w:sz w:val="24"/>
-          <w:szCs w:val="24"/>
-        </w:rPr>
-        <w:t xml:space="preserve"> t</w:t>
-      </w:r>
-      <w:r>
-        <w:rPr>
-          <w:rFonts w:ascii="Calibri" w:hAnsi="Calibri" w:cs="Calibri"/>
-          <w:sz w:val="24"/>
-          <w:szCs w:val="24"/>
-        </w:rPr>
-        <w:t>à</w:t>
-      </w:r>
-      <w:r>
-        <w:rPr>
-          <w:rFonts w:cstheme="minorHAnsi"/>
-          <w:sz w:val="24"/>
-          <w:szCs w:val="24"/>
-        </w:rPr>
-        <w:t>i khoản khách hàng mới (Register)</w:t>
-      </w:r>
-      <w:r>
-        <w:rPr>
-          <w:rFonts w:cstheme="minorHAnsi"/>
-          <w:sz w:val="24"/>
-          <w:szCs w:val="24"/>
-        </w:rPr>
+        <w:t>│   ├-- 1.1 Đăng ký tài khoản (Customer)</w:t>
         <w:br/>
-        <w:t xml:space="preserve">│   </w:t>
-      </w:r>
-      <w:r>
-        <w:rPr>
-          <w:rFonts w:ascii="Arial" w:hAnsi="Arial" w:cs="Arial"/>
-          <w:sz w:val="24"/>
-          <w:szCs w:val="24"/>
-        </w:rPr>
-        <w:t>├</w:t>
-      </w:r>
-      <w:r>
-        <w:rPr>
-          <w:rFonts w:ascii="Calibri" w:hAnsi="Calibri" w:cs="Calibri"/>
-          <w:sz w:val="24"/>
-          <w:szCs w:val="24"/>
-        </w:rPr>
-        <w:t>--</w:t>
-      </w:r>
-      <w:r>
-        <w:rPr>
-          <w:rFonts w:cstheme="minorHAnsi"/>
-          <w:sz w:val="24"/>
-          <w:szCs w:val="24"/>
-        </w:rPr>
-        <w:t xml:space="preserve"> 1.2 </w:t>
-      </w:r>
-      <w:r>
-        <w:rPr>
-          <w:rFonts w:ascii="Calibri" w:hAnsi="Calibri" w:cs="Calibri"/>
-          <w:sz w:val="24"/>
-          <w:szCs w:val="24"/>
-        </w:rPr>
-        <w:t>Đă</w:t>
-      </w:r>
-      <w:r>
-        <w:rPr>
-          <w:rFonts w:cstheme="minorHAnsi"/>
-          <w:sz w:val="24"/>
-          <w:szCs w:val="24"/>
-        </w:rPr>
-        <w:t>ng nhập hệ thống &amp; Cấp phát JWT Access Token (Login 4 DB Roles)</w:t>
-      </w:r>
-      <w:r>
-        <w:rPr>
-          <w:rFonts w:cstheme="minorHAnsi"/>
-          <w:sz w:val="24"/>
-          <w:szCs w:val="24"/>
-        </w:rPr>
+        <w:t>│   ├-- 1.2 Đăng nhập &amp; Cấp phát JWT Token</w:t>
         <w:br/>
-        <w:t xml:space="preserve">│   </w:t>
-      </w:r>
-      <w:r>
-        <w:rPr>
-          <w:rFonts w:ascii="Arial" w:hAnsi="Arial" w:cs="Arial"/>
-          <w:sz w:val="24"/>
-          <w:szCs w:val="24"/>
-        </w:rPr>
-        <w:t>├</w:t>
-      </w:r>
-      <w:r>
-        <w:rPr>
-          <w:rFonts w:ascii="Calibri" w:hAnsi="Calibri" w:cs="Calibri"/>
-          <w:sz w:val="24"/>
-          <w:szCs w:val="24"/>
-        </w:rPr>
-        <w:t>--</w:t>
-      </w:r>
-      <w:r>
-        <w:rPr>
-          <w:rFonts w:cstheme="minorHAnsi"/>
-          <w:sz w:val="24"/>
-          <w:szCs w:val="24"/>
-        </w:rPr>
-        <w:t xml:space="preserve"> 1.3 Lấy thông tin phiên làm việc hiện tại (Get Current User / Me)</w:t>
-      </w:r>
-      <w:r>
-        <w:rPr>
-          <w:rFonts w:cstheme="minorHAnsi"/>
-          <w:sz w:val="24"/>
-          <w:szCs w:val="24"/>
-        </w:rPr>
+        <w:t>│   ├-- 1.3 Quản lý người dùng nội bộ (Admin/SuperAdmin)</w:t>
         <w:br/>
-        <w:t xml:space="preserve">│   </w:t>
-      </w:r>
-      <w:r>
-        <w:rPr>
-          <w:rFonts w:ascii="Arial" w:hAnsi="Arial" w:cs="Arial"/>
-          <w:sz w:val="24"/>
-          <w:szCs w:val="24"/>
-        </w:rPr>
-        <w:t>├</w:t>
-      </w:r>
-      <w:r>
-        <w:rPr>
-          <w:rFonts w:ascii="Calibri" w:hAnsi="Calibri" w:cs="Calibri"/>
-          <w:sz w:val="24"/>
-          <w:szCs w:val="24"/>
-        </w:rPr>
-        <w:t>--</w:t>
-      </w:r>
-      <w:r>
-        <w:rPr>
-          <w:rFonts w:cstheme="minorHAnsi"/>
-          <w:sz w:val="24"/>
-          <w:szCs w:val="24"/>
-        </w:rPr>
-        <w:t xml:space="preserve"> 1.4 Quản lý danh sách người dùng &amp; Tài khoản nhân viên (User Management)</w:t>
-      </w:r>
-      <w:r>
-        <w:rPr>
-          <w:rFonts w:cstheme="minorHAnsi"/>
-          <w:sz w:val="24"/>
-          <w:szCs w:val="24"/>
-        </w:rPr>
+        <w:t>│   ├-- 1.4 Quản lý hồ sơ cá nhân &amp; Đổi mật khẩu</w:t>
         <w:br/>
-        <w:t>│   └-- 1.5 Kiểm soát phân quyền 5 tác nhân (SuperAdmin, Admin, Staff, Customer, Guest)</w:t>
-      </w:r>
-      <w:r>
-        <w:rPr>
-          <w:rFonts w:cstheme="minorHAnsi"/>
-          <w:sz w:val="24"/>
-          <w:szCs w:val="24"/>
-        </w:rPr>
+        <w:t>│   └-- 1.5 Phân quyền RBAC 4 vai trò (Guest, Customer, Staff, Admin, SuperAdmin)</w:t>
         <w:br/>
         <w:t>│</w:t>
-      </w:r>
-      <w:r>
-        <w:rPr>
-          <w:rFonts w:cstheme="minorHAnsi"/>
-          <w:sz w:val="24"/>
-          <w:szCs w:val="24"/>
-        </w:rPr>
         <w:br/>
-      </w:r>
-      <w:r>
-        <w:rPr>
-          <w:rFonts w:ascii="Arial" w:hAnsi="Arial" w:cs="Arial"/>
-          <w:sz w:val="24"/>
-          <w:szCs w:val="24"/>
-        </w:rPr>
-        <w:t>├</w:t>
-      </w:r>
-      <w:r>
-        <w:rPr>
-          <w:rFonts w:ascii="Calibri" w:hAnsi="Calibri" w:cs="Calibri"/>
-          <w:sz w:val="24"/>
-          <w:szCs w:val="24"/>
-        </w:rPr>
-        <w:t>--</w:t>
-      </w:r>
-      <w:r>
-        <w:rPr>
-          <w:rFonts w:cstheme="minorHAnsi"/>
-          <w:sz w:val="24"/>
-          <w:szCs w:val="24"/>
-        </w:rPr>
-        <w:t xml:space="preserve"> 2.0 PH</w:t>
-      </w:r>
-      <w:r>
-        <w:rPr>
-          <w:rFonts w:ascii="Calibri" w:hAnsi="Calibri" w:cs="Calibri"/>
-          <w:sz w:val="24"/>
-          <w:szCs w:val="24"/>
-        </w:rPr>
-        <w:t>Â</w:t>
-      </w:r>
-      <w:r>
-        <w:rPr>
-          <w:rFonts w:cstheme="minorHAnsi"/>
-          <w:sz w:val="24"/>
-          <w:szCs w:val="24"/>
-        </w:rPr>
-        <w:t>N HỆ QUẢN LÝ DANH MỤC &amp; SẢN PHẨM (CATALOG &amp; VISUAL METADATA)</w:t>
-      </w:r>
-      <w:r>
-        <w:rPr>
-          <w:rFonts w:cstheme="minorHAnsi"/>
-          <w:sz w:val="24"/>
-          <w:szCs w:val="24"/>
-        </w:rPr>
+        <w:t>├-- 2.0 PHÂN HỆ DANH MỤC &amp; SẢN PHẨM (CATALOG &amp; VISUAL METADATA)</w:t>
         <w:br/>
-        <w:t xml:space="preserve">│   </w:t>
-      </w:r>
-      <w:r>
-        <w:rPr>
-          <w:rFonts w:ascii="Arial" w:hAnsi="Arial" w:cs="Arial"/>
-          <w:sz w:val="24"/>
-          <w:szCs w:val="24"/>
-        </w:rPr>
-        <w:t>├</w:t>
-      </w:r>
-      <w:r>
-        <w:rPr>
-          <w:rFonts w:ascii="Calibri" w:hAnsi="Calibri" w:cs="Calibri"/>
-          <w:sz w:val="24"/>
-          <w:szCs w:val="24"/>
-        </w:rPr>
-        <w:t>--</w:t>
-      </w:r>
-      <w:r>
-        <w:rPr>
-          <w:rFonts w:cstheme="minorHAnsi"/>
-          <w:sz w:val="24"/>
-          <w:szCs w:val="24"/>
-        </w:rPr>
-        <w:t xml:space="preserve"> 2.1 Quản lý Nhóm hàng hóa (Category CRUD &amp; Search)</w:t>
-      </w:r>
-      <w:r>
-        <w:rPr>
-          <w:rFonts w:cstheme="minorHAnsi"/>
-          <w:sz w:val="24"/>
-          <w:szCs w:val="24"/>
-        </w:rPr>
+        <w:t>│   ├-- 2.1 Quản lý nhóm hàng hóa (Categories CRUD)</w:t>
         <w:br/>
-        <w:t xml:space="preserve">│   </w:t>
-      </w:r>
-      <w:r>
-        <w:rPr>
-          <w:rFonts w:ascii="Arial" w:hAnsi="Arial" w:cs="Arial"/>
-          <w:sz w:val="24"/>
-          <w:szCs w:val="24"/>
-        </w:rPr>
-        <w:t>├</w:t>
-      </w:r>
-      <w:r>
-        <w:rPr>
-          <w:rFonts w:ascii="Calibri" w:hAnsi="Calibri" w:cs="Calibri"/>
-          <w:sz w:val="24"/>
-          <w:szCs w:val="24"/>
-        </w:rPr>
-        <w:t>--</w:t>
-      </w:r>
-      <w:r>
-        <w:rPr>
-          <w:rFonts w:cstheme="minorHAnsi"/>
-          <w:sz w:val="24"/>
-          <w:szCs w:val="24"/>
-        </w:rPr>
-        <w:t xml:space="preserve"> 2.2 Quản lý Sản phẩm (Product CRUD &amp; Filters by Category, Price, Stock)</w:t>
-      </w:r>
-      <w:r>
-        <w:rPr>
-          <w:rFonts w:cstheme="minorHAnsi"/>
-          <w:sz w:val="24"/>
-          <w:szCs w:val="24"/>
-        </w:rPr>
+        <w:t>│   ├-- 2.2 Quản lý sản phẩm (Products CRUD &amp; Upload hình ảnh)</w:t>
         <w:br/>
-        <w:t xml:space="preserve">│   </w:t>
-      </w:r>
-      <w:r>
-        <w:rPr>
-          <w:rFonts w:ascii="Arial" w:hAnsi="Arial" w:cs="Arial"/>
-          <w:sz w:val="24"/>
-          <w:szCs w:val="24"/>
-        </w:rPr>
-        <w:t>├</w:t>
-      </w:r>
-      <w:r>
-        <w:rPr>
-          <w:rFonts w:ascii="Calibri" w:hAnsi="Calibri" w:cs="Calibri"/>
-          <w:sz w:val="24"/>
-          <w:szCs w:val="24"/>
-        </w:rPr>
-        <w:t>--</w:t>
-      </w:r>
-      <w:r>
-        <w:rPr>
-          <w:rFonts w:cstheme="minorHAnsi"/>
-          <w:sz w:val="24"/>
-          <w:szCs w:val="24"/>
-        </w:rPr>
-        <w:t xml:space="preserve"> 2.3 Upload &amp; Phục vụ file hình ảnh sản phẩm tĩnh (/uploads/products)</w:t>
-      </w:r>
-      <w:r>
-        <w:rPr>
-          <w:rFonts w:cstheme="minorHAnsi"/>
-          <w:sz w:val="24"/>
-          <w:szCs w:val="24"/>
-        </w:rPr>
+        <w:t>│   ├-- 2.3 Quản lý đặc trưng thị giác sản phẩm (product_visual_metadata)</w:t>
         <w:br/>
-        <w:t xml:space="preserve">│   </w:t>
-      </w:r>
-      <w:r>
-        <w:rPr>
-          <w:rFonts w:ascii="Arial" w:hAnsi="Arial" w:cs="Arial"/>
-          <w:sz w:val="24"/>
-          <w:szCs w:val="24"/>
-        </w:rPr>
-        <w:t>├</w:t>
-      </w:r>
-      <w:r>
-        <w:rPr>
-          <w:rFonts w:ascii="Calibri" w:hAnsi="Calibri" w:cs="Calibri"/>
-          <w:sz w:val="24"/>
-          <w:szCs w:val="24"/>
-        </w:rPr>
-        <w:t>--</w:t>
-      </w:r>
-      <w:r>
-        <w:rPr>
-          <w:rFonts w:cstheme="minorHAnsi"/>
-          <w:sz w:val="24"/>
-          <w:szCs w:val="24"/>
-        </w:rPr>
-        <w:t xml:space="preserve"> 2.4 Quản lý Thông tin Thị giác Sản phẩm (Product Visual Metadata in SQLite)</w:t>
-      </w:r>
-      <w:r>
-        <w:rPr>
-          <w:rFonts w:cstheme="minorHAnsi"/>
-          <w:sz w:val="24"/>
-          <w:szCs w:val="24"/>
-        </w:rPr>
+        <w:t>│   ├-- 2.4 Xem danh mục công khai (Public Storefront)</w:t>
         <w:br/>
-        <w:t xml:space="preserve">│   </w:t>
-      </w:r>
-      <w:r>
-        <w:rPr>
-          <w:rFonts w:ascii="Arial" w:hAnsi="Arial" w:cs="Arial"/>
-          <w:sz w:val="24"/>
-          <w:szCs w:val="24"/>
-        </w:rPr>
-        <w:t>├</w:t>
-      </w:r>
-      <w:r>
-        <w:rPr>
-          <w:rFonts w:ascii="Calibri" w:hAnsi="Calibri" w:cs="Calibri"/>
-          <w:sz w:val="24"/>
-          <w:szCs w:val="24"/>
-        </w:rPr>
-        <w:t>--</w:t>
-      </w:r>
-      <w:r>
-        <w:rPr>
-          <w:rFonts w:cstheme="minorHAnsi"/>
-          <w:sz w:val="24"/>
-          <w:szCs w:val="24"/>
-        </w:rPr>
-        <w:t xml:space="preserve"> 2.5 </w:t>
-      </w:r>
-      <w:r>
-        <w:rPr>
-          <w:rFonts w:ascii="Calibri" w:hAnsi="Calibri" w:cs="Calibri"/>
-          <w:sz w:val="24"/>
-          <w:szCs w:val="24"/>
-        </w:rPr>
-        <w:t>Đ</w:t>
-      </w:r>
-      <w:r>
-        <w:rPr>
-          <w:rFonts w:cstheme="minorHAnsi"/>
-          <w:sz w:val="24"/>
-          <w:szCs w:val="24"/>
-        </w:rPr>
-        <w:t>ồng bộ hóa Vector Store ChromaDB (storeflow_products &amp; storeflow_product_visuals)</w:t>
-      </w:r>
-      <w:r>
-        <w:rPr>
-          <w:rFonts w:cstheme="minorHAnsi"/>
-          <w:sz w:val="24"/>
-          <w:szCs w:val="24"/>
-        </w:rPr>
+        <w:t>│   ├-- 2.5 Đồng bộ dữ liệu vector ngữ nghĩa vào ChromaDB</w:t>
         <w:br/>
-        <w:t>│   └-- 2.6 Public Storefront duyệt sản phẩm công khai dành cho Guest &amp; Customer</w:t>
-      </w:r>
-      <w:r>
-        <w:rPr>
-          <w:rFonts w:cstheme="minorHAnsi"/>
-          <w:sz w:val="24"/>
-          <w:szCs w:val="24"/>
-        </w:rPr>
+        <w:t>│   └-- 2.6 Đồng bộ vector thị giác đa phương thức (3 Collections ChromaDB)</w:t>
         <w:br/>
         <w:t>│</w:t>
-      </w:r>
-      <w:r>
-        <w:rPr>
-          <w:rFonts w:cstheme="minorHAnsi"/>
-          <w:sz w:val="24"/>
-          <w:szCs w:val="24"/>
-        </w:rPr>
         <w:br/>
-      </w:r>
-      <w:r>
-        <w:rPr>
-          <w:rFonts w:ascii="Arial" w:hAnsi="Arial" w:cs="Arial"/>
-          <w:sz w:val="24"/>
-          <w:szCs w:val="24"/>
-        </w:rPr>
-        <w:t>├</w:t>
-      </w:r>
-      <w:r>
-        <w:rPr>
-          <w:rFonts w:ascii="Calibri" w:hAnsi="Calibri" w:cs="Calibri"/>
-          <w:sz w:val="24"/>
-          <w:szCs w:val="24"/>
-        </w:rPr>
-        <w:t>--</w:t>
-      </w:r>
-      <w:r>
-        <w:rPr>
-          <w:rFonts w:cstheme="minorHAnsi"/>
-          <w:sz w:val="24"/>
-          <w:szCs w:val="24"/>
-        </w:rPr>
-        <w:t xml:space="preserve"> 3.0 PH</w:t>
-      </w:r>
-      <w:r>
-        <w:rPr>
-          <w:rFonts w:ascii="Calibri" w:hAnsi="Calibri" w:cs="Calibri"/>
-          <w:sz w:val="24"/>
-          <w:szCs w:val="24"/>
-        </w:rPr>
-        <w:t>Â</w:t>
-      </w:r>
-      <w:r>
-        <w:rPr>
-          <w:rFonts w:cstheme="minorHAnsi"/>
-          <w:sz w:val="24"/>
-          <w:szCs w:val="24"/>
-        </w:rPr>
-        <w:t>N HỆ QUẢN LÝ KHÁCH HÀNG (CUSTOMER RELATIONSHIP)</w:t>
-      </w:r>
-      <w:r>
-        <w:rPr>
-          <w:rFonts w:cstheme="minorHAnsi"/>
-          <w:sz w:val="24"/>
-          <w:szCs w:val="24"/>
-        </w:rPr>
+        <w:t>├-- 3.0 PHÂN HỆ KHÁCH HÀNG (CUSTOMER RELATIONSHIP)</w:t>
         <w:br/>
-        <w:t xml:space="preserve">│   </w:t>
-      </w:r>
-      <w:r>
-        <w:rPr>
-          <w:rFonts w:ascii="Arial" w:hAnsi="Arial" w:cs="Arial"/>
-          <w:sz w:val="24"/>
-          <w:szCs w:val="24"/>
-        </w:rPr>
-        <w:t>├</w:t>
-      </w:r>
-      <w:r>
-        <w:rPr>
-          <w:rFonts w:ascii="Calibri" w:hAnsi="Calibri" w:cs="Calibri"/>
-          <w:sz w:val="24"/>
-          <w:szCs w:val="24"/>
-        </w:rPr>
-        <w:t>--</w:t>
-      </w:r>
-      <w:r>
-        <w:rPr>
-          <w:rFonts w:cstheme="minorHAnsi"/>
-          <w:sz w:val="24"/>
-          <w:szCs w:val="24"/>
-        </w:rPr>
-        <w:t xml:space="preserve"> 3.1 Quản lý Hồ sơ khách hàng (Customer CRUD &amp; Pagination)</w:t>
-      </w:r>
-      <w:r>
-        <w:rPr>
-          <w:rFonts w:cstheme="minorHAnsi"/>
-          <w:sz w:val="24"/>
-          <w:szCs w:val="24"/>
-        </w:rPr>
+        <w:t>│   ├-- 3.1 Quản lý hồ sơ khách hàng (Customer CRUD)</w:t>
         <w:br/>
-        <w:t xml:space="preserve">│   </w:t>
-      </w:r>
-      <w:r>
-        <w:rPr>
-          <w:rFonts w:ascii="Arial" w:hAnsi="Arial" w:cs="Arial"/>
-          <w:sz w:val="24"/>
-          <w:szCs w:val="24"/>
-        </w:rPr>
-        <w:t>├</w:t>
-      </w:r>
-      <w:r>
-        <w:rPr>
-          <w:rFonts w:ascii="Calibri" w:hAnsi="Calibri" w:cs="Calibri"/>
-          <w:sz w:val="24"/>
-          <w:szCs w:val="24"/>
-        </w:rPr>
-        <w:t>--</w:t>
-      </w:r>
-      <w:r>
-        <w:rPr>
-          <w:rFonts w:cstheme="minorHAnsi"/>
-          <w:sz w:val="24"/>
-          <w:szCs w:val="24"/>
-        </w:rPr>
-        <w:t xml:space="preserve"> 3.2 T</w:t>
-      </w:r>
-      <w:r>
-        <w:rPr>
-          <w:rFonts w:ascii="Calibri" w:hAnsi="Calibri" w:cs="Calibri"/>
-          <w:sz w:val="24"/>
-          <w:szCs w:val="24"/>
-        </w:rPr>
-        <w:t>ì</w:t>
-      </w:r>
-      <w:r>
-        <w:rPr>
-          <w:rFonts w:cstheme="minorHAnsi"/>
-          <w:sz w:val="24"/>
-          <w:szCs w:val="24"/>
-        </w:rPr>
-        <w:t>m kiếm khách hàng nhanh theo Tên, Số điện thoại hoặc Mã khách hàng</w:t>
-      </w:r>
-      <w:r>
-        <w:rPr>
-          <w:rFonts w:cstheme="minorHAnsi"/>
-          <w:sz w:val="24"/>
-          <w:szCs w:val="24"/>
-        </w:rPr>
+        <w:t>│   ├-- 3.2 Tìm kiếm khách hàng theo Tên/SĐT/Mã</w:t>
         <w:br/>
-        <w:t>│   └-- 3.3 Tra cứu lịch sử hóa đơn mua hàng gắn với từng khách hàng (Anti-IDOR Protected)</w:t>
-      </w:r>
-      <w:r>
-        <w:rPr>
-          <w:rFonts w:cstheme="minorHAnsi"/>
-          <w:sz w:val="24"/>
-          <w:szCs w:val="24"/>
-        </w:rPr>
+        <w:t>│   └-- 3.3 Lịch sử mua hàng &amp; Tích điểm</w:t>
         <w:br/>
         <w:t>│</w:t>
-      </w:r>
-      <w:r>
-        <w:rPr>
-          <w:rFonts w:cstheme="minorHAnsi"/>
-          <w:sz w:val="24"/>
-          <w:szCs w:val="24"/>
-        </w:rPr>
         <w:br/>
-      </w:r>
-      <w:r>
-        <w:rPr>
-          <w:rFonts w:ascii="Arial" w:hAnsi="Arial" w:cs="Arial"/>
-          <w:sz w:val="24"/>
-          <w:szCs w:val="24"/>
-        </w:rPr>
-        <w:lastRenderedPageBreak/>
-        <w:t>├</w:t>
-      </w:r>
-      <w:r>
-        <w:rPr>
-          <w:rFonts w:ascii="Calibri" w:hAnsi="Calibri" w:cs="Calibri"/>
-          <w:sz w:val="24"/>
-          <w:szCs w:val="24"/>
-        </w:rPr>
-        <w:t>--</w:t>
-      </w:r>
-      <w:r>
-        <w:rPr>
-          <w:rFonts w:cstheme="minorHAnsi"/>
-          <w:sz w:val="24"/>
-          <w:szCs w:val="24"/>
-        </w:rPr>
-        <w:t xml:space="preserve"> 4.0 PH</w:t>
-      </w:r>
-      <w:r>
-        <w:rPr>
-          <w:rFonts w:ascii="Calibri" w:hAnsi="Calibri" w:cs="Calibri"/>
-          <w:sz w:val="24"/>
-          <w:szCs w:val="24"/>
-        </w:rPr>
-        <w:t>Â</w:t>
-      </w:r>
-      <w:r>
-        <w:rPr>
-          <w:rFonts w:cstheme="minorHAnsi"/>
-          <w:sz w:val="24"/>
-          <w:szCs w:val="24"/>
-        </w:rPr>
-        <w:t>N HỆ BÁN HÀNG &amp; QUẢN TRỊ ĐƠN HÀNG (POS &amp; MULTI-STATE WORKFLOW)</w:t>
-      </w:r>
-      <w:r>
-        <w:rPr>
-          <w:rFonts w:cstheme="minorHAnsi"/>
-          <w:sz w:val="24"/>
-          <w:szCs w:val="24"/>
-        </w:rPr>
+        <w:t>├-- 4.0 PHÂN HỆ BÁN HÀNG POS &amp; QUY TRÌNH ĐƠN HÀNG (POS &amp; MULTI-STATE WORKFLOW)</w:t>
         <w:br/>
-        <w:t xml:space="preserve">│   </w:t>
-      </w:r>
-      <w:r>
-        <w:rPr>
-          <w:rFonts w:ascii="Arial" w:hAnsi="Arial" w:cs="Arial"/>
-          <w:sz w:val="24"/>
-          <w:szCs w:val="24"/>
-        </w:rPr>
-        <w:t>├</w:t>
-      </w:r>
-      <w:r>
-        <w:rPr>
-          <w:rFonts w:ascii="Calibri" w:hAnsi="Calibri" w:cs="Calibri"/>
-          <w:sz w:val="24"/>
-          <w:szCs w:val="24"/>
-        </w:rPr>
-        <w:t>--</w:t>
-      </w:r>
-      <w:r>
-        <w:rPr>
-          <w:rFonts w:cstheme="minorHAnsi"/>
-          <w:sz w:val="24"/>
-          <w:szCs w:val="24"/>
-        </w:rPr>
-        <w:t xml:space="preserve"> 4.1 B</w:t>
-      </w:r>
-      <w:r>
-        <w:rPr>
-          <w:rFonts w:ascii="Calibri" w:hAnsi="Calibri" w:cs="Calibri"/>
-          <w:sz w:val="24"/>
-          <w:szCs w:val="24"/>
-        </w:rPr>
-        <w:t>á</w:t>
-      </w:r>
-      <w:r>
-        <w:rPr>
-          <w:rFonts w:cstheme="minorHAnsi"/>
-          <w:sz w:val="24"/>
-          <w:szCs w:val="24"/>
-        </w:rPr>
-        <w:t>n h</w:t>
-      </w:r>
-      <w:r>
-        <w:rPr>
-          <w:rFonts w:ascii="Calibri" w:hAnsi="Calibri" w:cs="Calibri"/>
-          <w:sz w:val="24"/>
-          <w:szCs w:val="24"/>
-        </w:rPr>
-        <w:t>à</w:t>
-      </w:r>
-      <w:r>
-        <w:rPr>
-          <w:rFonts w:cstheme="minorHAnsi"/>
-          <w:sz w:val="24"/>
-          <w:szCs w:val="24"/>
-        </w:rPr>
-        <w:t>ng trực tiếp tại quầy POS &amp; Trừ kho nguyên tử (status='completed')</w:t>
-      </w:r>
-      <w:r>
-        <w:rPr>
-          <w:rFonts w:cstheme="minorHAnsi"/>
-          <w:sz w:val="24"/>
-          <w:szCs w:val="24"/>
-        </w:rPr>
+        <w:t>│   ├-- 4.1 Bán hàng tại quầy POS (Trừ kho nguyên tử BEGIN IMMEDIATE)</w:t>
         <w:br/>
-        <w:t xml:space="preserve">│   </w:t>
-      </w:r>
-      <w:r>
-        <w:rPr>
-          <w:rFonts w:ascii="Arial" w:hAnsi="Arial" w:cs="Arial"/>
-          <w:sz w:val="24"/>
-          <w:szCs w:val="24"/>
-        </w:rPr>
-        <w:t>├</w:t>
-      </w:r>
-      <w:r>
-        <w:rPr>
-          <w:rFonts w:ascii="Calibri" w:hAnsi="Calibri" w:cs="Calibri"/>
-          <w:sz w:val="24"/>
-          <w:szCs w:val="24"/>
-        </w:rPr>
-        <w:t>--</w:t>
-      </w:r>
-      <w:r>
-        <w:rPr>
-          <w:rFonts w:cstheme="minorHAnsi"/>
-          <w:sz w:val="24"/>
-          <w:szCs w:val="24"/>
-        </w:rPr>
-        <w:t xml:space="preserve"> 4.2 Kh</w:t>
-      </w:r>
-      <w:r>
-        <w:rPr>
-          <w:rFonts w:ascii="Calibri" w:hAnsi="Calibri" w:cs="Calibri"/>
-          <w:sz w:val="24"/>
-          <w:szCs w:val="24"/>
-        </w:rPr>
-        <w:t>á</w:t>
-      </w:r>
-      <w:r>
-        <w:rPr>
-          <w:rFonts w:cstheme="minorHAnsi"/>
-          <w:sz w:val="24"/>
-          <w:szCs w:val="24"/>
-        </w:rPr>
-        <w:t>ch h</w:t>
-      </w:r>
-      <w:r>
-        <w:rPr>
-          <w:rFonts w:ascii="Calibri" w:hAnsi="Calibri" w:cs="Calibri"/>
-          <w:sz w:val="24"/>
-          <w:szCs w:val="24"/>
-        </w:rPr>
-        <w:t>à</w:t>
-      </w:r>
-      <w:r>
-        <w:rPr>
-          <w:rFonts w:cstheme="minorHAnsi"/>
-          <w:sz w:val="24"/>
-          <w:szCs w:val="24"/>
-        </w:rPr>
-        <w:t xml:space="preserve">ng </w:t>
-      </w:r>
-      <w:r>
-        <w:rPr>
-          <w:rFonts w:ascii="Calibri" w:hAnsi="Calibri" w:cs="Calibri"/>
-          <w:sz w:val="24"/>
-          <w:szCs w:val="24"/>
-        </w:rPr>
-        <w:t>đ</w:t>
-      </w:r>
-      <w:r>
-        <w:rPr>
-          <w:rFonts w:cstheme="minorHAnsi"/>
-          <w:sz w:val="24"/>
-          <w:szCs w:val="24"/>
-        </w:rPr>
-        <w:t>ặt hàng từ xa qua Giỏ hàng (status='pending')</w:t>
-      </w:r>
-      <w:r>
-        <w:rPr>
-          <w:rFonts w:cstheme="minorHAnsi"/>
-          <w:sz w:val="24"/>
-          <w:szCs w:val="24"/>
-        </w:rPr>
+        <w:t>│   ├-- 4.2 Đặt hàng từ xa dành cho khách hàng (Tạo đơn pending)</w:t>
         <w:br/>
-        <w:t xml:space="preserve">│   </w:t>
-      </w:r>
-      <w:r>
-        <w:rPr>
-          <w:rFonts w:ascii="Arial" w:hAnsi="Arial" w:cs="Arial"/>
-          <w:sz w:val="24"/>
-          <w:szCs w:val="24"/>
-        </w:rPr>
-        <w:t>├</w:t>
-      </w:r>
-      <w:r>
-        <w:rPr>
-          <w:rFonts w:ascii="Calibri" w:hAnsi="Calibri" w:cs="Calibri"/>
-          <w:sz w:val="24"/>
-          <w:szCs w:val="24"/>
-        </w:rPr>
-        <w:t>--</w:t>
-      </w:r>
-      <w:r>
-        <w:rPr>
-          <w:rFonts w:cstheme="minorHAnsi"/>
-          <w:sz w:val="24"/>
-          <w:szCs w:val="24"/>
-        </w:rPr>
-        <w:t xml:space="preserve"> 4.3 Quản trị viên duyệt đơn ('admin_approved') hoặc từ chối đơn ('rejected' kèm lý do)</w:t>
-      </w:r>
-      <w:r>
-        <w:rPr>
-          <w:rFonts w:cstheme="minorHAnsi"/>
-          <w:sz w:val="24"/>
-          <w:szCs w:val="24"/>
-        </w:rPr>
+        <w:t>│   ├-- 4.3 Phê duyệt/Từ chối đơn hàng (Admin/SuperAdmin)</w:t>
         <w:br/>
-        <w:t xml:space="preserve">│   </w:t>
-      </w:r>
-      <w:r>
-        <w:rPr>
-          <w:rFonts w:ascii="Arial" w:hAnsi="Arial" w:cs="Arial"/>
-          <w:sz w:val="24"/>
-          <w:szCs w:val="24"/>
-        </w:rPr>
-        <w:t>├</w:t>
-      </w:r>
-      <w:r>
-        <w:rPr>
-          <w:rFonts w:ascii="Calibri" w:hAnsi="Calibri" w:cs="Calibri"/>
-          <w:sz w:val="24"/>
-          <w:szCs w:val="24"/>
-        </w:rPr>
-        <w:t>--</w:t>
-      </w:r>
-      <w:r>
-        <w:rPr>
-          <w:rFonts w:cstheme="minorHAnsi"/>
-          <w:sz w:val="24"/>
-          <w:szCs w:val="24"/>
-        </w:rPr>
-        <w:t xml:space="preserve"> 4.4 Nh</w:t>
-      </w:r>
-      <w:r>
-        <w:rPr>
-          <w:rFonts w:ascii="Calibri" w:hAnsi="Calibri" w:cs="Calibri"/>
-          <w:sz w:val="24"/>
-          <w:szCs w:val="24"/>
-        </w:rPr>
-        <w:t>â</w:t>
-      </w:r>
-      <w:r>
-        <w:rPr>
-          <w:rFonts w:cstheme="minorHAnsi"/>
-          <w:sz w:val="24"/>
-          <w:szCs w:val="24"/>
-        </w:rPr>
-        <w:t>n vi</w:t>
-      </w:r>
-      <w:r>
-        <w:rPr>
-          <w:rFonts w:ascii="Calibri" w:hAnsi="Calibri" w:cs="Calibri"/>
-          <w:sz w:val="24"/>
-          <w:szCs w:val="24"/>
-        </w:rPr>
-        <w:t>ê</w:t>
-      </w:r>
-      <w:r>
-        <w:rPr>
-          <w:rFonts w:cstheme="minorHAnsi"/>
-          <w:sz w:val="24"/>
-          <w:szCs w:val="24"/>
-        </w:rPr>
-        <w:t>n tiếp nhận xử lý đơn ('processing') và hoàn tất giao hàng ('completed')</w:t>
-      </w:r>
-      <w:r>
-        <w:rPr>
-          <w:rFonts w:cstheme="minorHAnsi"/>
-          <w:sz w:val="24"/>
-          <w:szCs w:val="24"/>
-        </w:rPr>
+        <w:t>│   ├-- 4.4 Xử lý đóng gói &amp; Hoàn tất đơn hàng (Staff)</w:t>
         <w:br/>
-        <w:t xml:space="preserve">│   </w:t>
-      </w:r>
-      <w:r>
-        <w:rPr>
-          <w:rFonts w:ascii="Arial" w:hAnsi="Arial" w:cs="Arial"/>
-          <w:sz w:val="24"/>
-          <w:szCs w:val="24"/>
-        </w:rPr>
-        <w:t>├</w:t>
-      </w:r>
-      <w:r>
-        <w:rPr>
-          <w:rFonts w:ascii="Calibri" w:hAnsi="Calibri" w:cs="Calibri"/>
-          <w:sz w:val="24"/>
-          <w:szCs w:val="24"/>
-        </w:rPr>
-        <w:t>--</w:t>
-      </w:r>
-      <w:r>
-        <w:rPr>
-          <w:rFonts w:cstheme="minorHAnsi"/>
-          <w:sz w:val="24"/>
-          <w:szCs w:val="24"/>
-        </w:rPr>
-        <w:t xml:space="preserve"> 4.5 Kh</w:t>
-      </w:r>
-      <w:r>
-        <w:rPr>
-          <w:rFonts w:ascii="Calibri" w:hAnsi="Calibri" w:cs="Calibri"/>
-          <w:sz w:val="24"/>
-          <w:szCs w:val="24"/>
-        </w:rPr>
-        <w:t>á</w:t>
-      </w:r>
-      <w:r>
-        <w:rPr>
-          <w:rFonts w:cstheme="minorHAnsi"/>
-          <w:sz w:val="24"/>
-          <w:szCs w:val="24"/>
-        </w:rPr>
-        <w:t>ch h</w:t>
-      </w:r>
-      <w:r>
-        <w:rPr>
-          <w:rFonts w:ascii="Calibri" w:hAnsi="Calibri" w:cs="Calibri"/>
-          <w:sz w:val="24"/>
-          <w:szCs w:val="24"/>
-        </w:rPr>
-        <w:t>à</w:t>
-      </w:r>
-      <w:r>
-        <w:rPr>
-          <w:rFonts w:cstheme="minorHAnsi"/>
-          <w:sz w:val="24"/>
-          <w:szCs w:val="24"/>
-        </w:rPr>
-        <w:t>ng tự hủy đơn hàng chờ duyệt của chính mình ('cancelled')</w:t>
-      </w:r>
-      <w:r>
-        <w:rPr>
-          <w:rFonts w:cstheme="minorHAnsi"/>
-          <w:sz w:val="24"/>
-          <w:szCs w:val="24"/>
-        </w:rPr>
+        <w:t>│   ├-- 4.5 Khách hàng theo dõi đơn &amp; Tự hủy đơn pending</w:t>
         <w:br/>
-        <w:t xml:space="preserve">│   </w:t>
-      </w:r>
-      <w:r>
-        <w:rPr>
-          <w:rFonts w:ascii="Arial" w:hAnsi="Arial" w:cs="Arial"/>
-          <w:sz w:val="24"/>
-          <w:szCs w:val="24"/>
-        </w:rPr>
-        <w:t>├</w:t>
-      </w:r>
-      <w:r>
-        <w:rPr>
-          <w:rFonts w:ascii="Calibri" w:hAnsi="Calibri" w:cs="Calibri"/>
-          <w:sz w:val="24"/>
-          <w:szCs w:val="24"/>
-        </w:rPr>
-        <w:t>--</w:t>
-      </w:r>
-      <w:r>
-        <w:rPr>
-          <w:rFonts w:cstheme="minorHAnsi"/>
-          <w:sz w:val="24"/>
-          <w:szCs w:val="24"/>
-        </w:rPr>
-        <w:t xml:space="preserve"> 4.6 SuperAdmin can thiệp ngoại lệ (force_cancel, reopen_rejected, override_status)</w:t>
-      </w:r>
-      <w:r>
-        <w:rPr>
-          <w:rFonts w:cstheme="minorHAnsi"/>
-          <w:sz w:val="24"/>
-          <w:szCs w:val="24"/>
-        </w:rPr>
+        <w:t>│   ├-- 4.6 Xử lý ngoại lệ đơn hàng (SuperAdmin Force Cancel / Reopen)</w:t>
         <w:br/>
-        <w:t xml:space="preserve">│   </w:t>
-      </w:r>
-      <w:r>
-        <w:rPr>
-          <w:rFonts w:ascii="Arial" w:hAnsi="Arial" w:cs="Arial"/>
-          <w:sz w:val="24"/>
-          <w:szCs w:val="24"/>
-        </w:rPr>
-        <w:t>├</w:t>
-      </w:r>
-      <w:r>
-        <w:rPr>
-          <w:rFonts w:ascii="Calibri" w:hAnsi="Calibri" w:cs="Calibri"/>
-          <w:sz w:val="24"/>
-          <w:szCs w:val="24"/>
-        </w:rPr>
-        <w:t>--</w:t>
-      </w:r>
-      <w:r>
-        <w:rPr>
-          <w:rFonts w:cstheme="minorHAnsi"/>
-          <w:sz w:val="24"/>
-          <w:szCs w:val="24"/>
-        </w:rPr>
-        <w:t xml:space="preserve"> 4.7 Ghi nhận vết kiểm toán ngoại lệ đơn hàng vào bảng order_audit_logs</w:t>
-      </w:r>
-      <w:r>
-        <w:rPr>
-          <w:rFonts w:cstheme="minorHAnsi"/>
-          <w:sz w:val="24"/>
-          <w:szCs w:val="24"/>
-        </w:rPr>
+        <w:t>│   ├-- 4.7 Nhật ký kiểm toán đơn hàng (order_audit_logs)</w:t>
         <w:br/>
-        <w:t>│   └-- 4.8 Cập nhật Chỉ số Luồng &amp; Huy hiệu đơn hàng cận thời gian thực (Polling 30s)</w:t>
-      </w:r>
-      <w:r>
-        <w:rPr>
-          <w:rFonts w:cstheme="minorHAnsi"/>
-          <w:sz w:val="24"/>
-          <w:szCs w:val="24"/>
-        </w:rPr>
+        <w:t>│   └-- 4.8 Cập nhật trạng thái luồng đơn cận thời gian thực (Periodic Polling 30s)</w:t>
         <w:br/>
         <w:t>│</w:t>
-      </w:r>
-      <w:r>
-        <w:rPr>
-          <w:rFonts w:cstheme="minorHAnsi"/>
-          <w:sz w:val="24"/>
-          <w:szCs w:val="24"/>
-        </w:rPr>
         <w:br/>
-      </w:r>
-      <w:r>
-        <w:rPr>
-          <w:rFonts w:ascii="Arial" w:hAnsi="Arial" w:cs="Arial"/>
-          <w:sz w:val="24"/>
-          <w:szCs w:val="24"/>
-        </w:rPr>
-        <w:t>├</w:t>
-      </w:r>
-      <w:r>
-        <w:rPr>
-          <w:rFonts w:ascii="Calibri" w:hAnsi="Calibri" w:cs="Calibri"/>
-          <w:sz w:val="24"/>
-          <w:szCs w:val="24"/>
-        </w:rPr>
-        <w:t>--</w:t>
-      </w:r>
-      <w:r>
-        <w:rPr>
-          <w:rFonts w:cstheme="minorHAnsi"/>
-          <w:sz w:val="24"/>
-          <w:szCs w:val="24"/>
-        </w:rPr>
-        <w:t xml:space="preserve"> 5.0 PH</w:t>
-      </w:r>
-      <w:r>
-        <w:rPr>
-          <w:rFonts w:ascii="Calibri" w:hAnsi="Calibri" w:cs="Calibri"/>
-          <w:sz w:val="24"/>
-          <w:szCs w:val="24"/>
-        </w:rPr>
-        <w:t>Â</w:t>
-      </w:r>
-      <w:r>
-        <w:rPr>
-          <w:rFonts w:cstheme="minorHAnsi"/>
-          <w:sz w:val="24"/>
-          <w:szCs w:val="24"/>
-        </w:rPr>
-        <w:t>N HỆ QUẢN LÝ NHẬP HÀNG &amp; KHO VẬN (PURCHASES &amp; LOGISTICS)</w:t>
-      </w:r>
-      <w:r>
-        <w:rPr>
-          <w:rFonts w:cstheme="minorHAnsi"/>
-          <w:sz w:val="24"/>
-          <w:szCs w:val="24"/>
-        </w:rPr>
+        <w:t>├-- 5.0 PHÂN HỆ NHẬP HÀNG &amp; KHO VẬN (INVENTORY MANAGEMENT)</w:t>
         <w:br/>
-        <w:t xml:space="preserve">│   </w:t>
-      </w:r>
-      <w:r>
-        <w:rPr>
-          <w:rFonts w:ascii="Arial" w:hAnsi="Arial" w:cs="Arial"/>
-          <w:sz w:val="24"/>
-          <w:szCs w:val="24"/>
-        </w:rPr>
-        <w:t>├</w:t>
-      </w:r>
-      <w:r>
-        <w:rPr>
-          <w:rFonts w:ascii="Calibri" w:hAnsi="Calibri" w:cs="Calibri"/>
-          <w:sz w:val="24"/>
-          <w:szCs w:val="24"/>
-        </w:rPr>
-        <w:t>--</w:t>
-      </w:r>
-      <w:r>
-        <w:rPr>
-          <w:rFonts w:cstheme="minorHAnsi"/>
-          <w:sz w:val="24"/>
-          <w:szCs w:val="24"/>
-        </w:rPr>
-        <w:t xml:space="preserve"> 5.1 Tạo phiếu nhập hàng từ nhà cung cấp (bảng purchase_receipts &amp; purchase_items)</w:t>
-      </w:r>
-      <w:r>
-        <w:rPr>
-          <w:rFonts w:cstheme="minorHAnsi"/>
-          <w:sz w:val="24"/>
-          <w:szCs w:val="24"/>
-        </w:rPr>
+        <w:t>│   ├-- 5.1 Tạo phiếu nhập kho &amp; Cập nhật giá vốn</w:t>
         <w:br/>
-        <w:t xml:space="preserve">│   </w:t>
-      </w:r>
-      <w:r>
-        <w:rPr>
-          <w:rFonts w:ascii="Arial" w:hAnsi="Arial" w:cs="Arial"/>
-          <w:sz w:val="24"/>
-          <w:szCs w:val="24"/>
-        </w:rPr>
-        <w:t>├</w:t>
-      </w:r>
-      <w:r>
-        <w:rPr>
-          <w:rFonts w:ascii="Calibri" w:hAnsi="Calibri" w:cs="Calibri"/>
-          <w:sz w:val="24"/>
-          <w:szCs w:val="24"/>
-        </w:rPr>
-        <w:t>--</w:t>
-      </w:r>
-      <w:r>
-        <w:rPr>
-          <w:rFonts w:cstheme="minorHAnsi"/>
-          <w:sz w:val="24"/>
-          <w:szCs w:val="24"/>
-        </w:rPr>
-        <w:t xml:space="preserve"> 5.2 Tự động cộng dồn số lượng tồn kho khi hoàn tất phiếu nhập (change_type='import')</w:t>
-      </w:r>
-      <w:r>
-        <w:rPr>
-          <w:rFonts w:cstheme="minorHAnsi"/>
-          <w:sz w:val="24"/>
-          <w:szCs w:val="24"/>
-        </w:rPr>
+        <w:t>│   ├-- 5.2 Tự động cộng tồn kho tức thời</w:t>
         <w:br/>
-        <w:t xml:space="preserve">│   </w:t>
-      </w:r>
-      <w:r>
-        <w:rPr>
-          <w:rFonts w:ascii="Arial" w:hAnsi="Arial" w:cs="Arial"/>
-          <w:sz w:val="24"/>
-          <w:szCs w:val="24"/>
-        </w:rPr>
-        <w:t>├</w:t>
-      </w:r>
-      <w:r>
-        <w:rPr>
-          <w:rFonts w:ascii="Calibri" w:hAnsi="Calibri" w:cs="Calibri"/>
-          <w:sz w:val="24"/>
-          <w:szCs w:val="24"/>
-        </w:rPr>
-        <w:t>--</w:t>
-      </w:r>
-      <w:r>
-        <w:rPr>
-          <w:rFonts w:cstheme="minorHAnsi"/>
-          <w:sz w:val="24"/>
-          <w:szCs w:val="24"/>
-        </w:rPr>
-        <w:t xml:space="preserve"> 5.3 Theo d</w:t>
-      </w:r>
-      <w:r>
-        <w:rPr>
-          <w:rFonts w:ascii="Calibri" w:hAnsi="Calibri" w:cs="Calibri"/>
-          <w:sz w:val="24"/>
-          <w:szCs w:val="24"/>
-        </w:rPr>
-        <w:t>õ</w:t>
-      </w:r>
-      <w:r>
-        <w:rPr>
-          <w:rFonts w:cstheme="minorHAnsi"/>
-          <w:sz w:val="24"/>
-          <w:szCs w:val="24"/>
-        </w:rPr>
-        <w:t>i lịch sử Sổ kho chi tiết (inventory_logs with import, sale, return_cancel)</w:t>
-      </w:r>
-      <w:r>
-        <w:rPr>
-          <w:rFonts w:cstheme="minorHAnsi"/>
-          <w:sz w:val="24"/>
-          <w:szCs w:val="24"/>
-        </w:rPr>
+        <w:t>│   ├-- 5.3 Theo dõi sổ kho &amp; Lịch sử biến động</w:t>
         <w:br/>
-        <w:t>│   └-- 5.4 Danh sách cảnh báo sản phẩm sắp hết hàng cần nhập gấp (Low Stock List)</w:t>
-      </w:r>
-      <w:r>
-        <w:rPr>
-          <w:rFonts w:cstheme="minorHAnsi"/>
-          <w:sz w:val="24"/>
-          <w:szCs w:val="24"/>
-        </w:rPr>
+        <w:t>│   └-- 5.4 Cảnh báo sản phẩm sắp hết hàng (Low-stock threshold)</w:t>
         <w:br/>
         <w:t>│</w:t>
-      </w:r>
-      <w:r>
-        <w:rPr>
-          <w:rFonts w:cstheme="minorHAnsi"/>
-          <w:sz w:val="24"/>
-          <w:szCs w:val="24"/>
-        </w:rPr>
         <w:br/>
-      </w:r>
-      <w:r>
-        <w:rPr>
-          <w:rFonts w:ascii="Arial" w:hAnsi="Arial" w:cs="Arial"/>
-          <w:sz w:val="24"/>
-          <w:szCs w:val="24"/>
-        </w:rPr>
-        <w:t>├</w:t>
-      </w:r>
-      <w:r>
-        <w:rPr>
-          <w:rFonts w:ascii="Calibri" w:hAnsi="Calibri" w:cs="Calibri"/>
-          <w:sz w:val="24"/>
-          <w:szCs w:val="24"/>
-        </w:rPr>
-        <w:t>--</w:t>
-      </w:r>
-      <w:r>
-        <w:rPr>
-          <w:rFonts w:cstheme="minorHAnsi"/>
-          <w:sz w:val="24"/>
-          <w:szCs w:val="24"/>
-        </w:rPr>
-        <w:t xml:space="preserve"> 6.0 PH</w:t>
-      </w:r>
-      <w:r>
-        <w:rPr>
-          <w:rFonts w:ascii="Calibri" w:hAnsi="Calibri" w:cs="Calibri"/>
-          <w:sz w:val="24"/>
-          <w:szCs w:val="24"/>
-        </w:rPr>
-        <w:t>Â</w:t>
-      </w:r>
-      <w:r>
-        <w:rPr>
-          <w:rFonts w:cstheme="minorHAnsi"/>
-          <w:sz w:val="24"/>
-          <w:szCs w:val="24"/>
-        </w:rPr>
-        <w:t>N HỆ BÁO CÁO THỐNG KÊ DOANH THU (SUPERADMIN EXCLUSIVE REPORTING)</w:t>
-      </w:r>
-      <w:r>
-        <w:rPr>
-          <w:rFonts w:cstheme="minorHAnsi"/>
-          <w:sz w:val="24"/>
-          <w:szCs w:val="24"/>
-        </w:rPr>
+        <w:t>├-- 6.0 PHÂN HỆ BÁO CÁO DOANH THU (REPORTS &amp; DASHBOARD)</w:t>
         <w:br/>
-        <w:t xml:space="preserve">│   </w:t>
-      </w:r>
-      <w:r>
-        <w:rPr>
-          <w:rFonts w:ascii="Arial" w:hAnsi="Arial" w:cs="Arial"/>
-          <w:sz w:val="24"/>
-          <w:szCs w:val="24"/>
-        </w:rPr>
-        <w:t>├</w:t>
-      </w:r>
-      <w:r>
-        <w:rPr>
-          <w:rFonts w:ascii="Calibri" w:hAnsi="Calibri" w:cs="Calibri"/>
-          <w:sz w:val="24"/>
-          <w:szCs w:val="24"/>
-        </w:rPr>
-        <w:t>--</w:t>
-      </w:r>
-      <w:r>
-        <w:rPr>
-          <w:rFonts w:cstheme="minorHAnsi"/>
-          <w:sz w:val="24"/>
-          <w:szCs w:val="24"/>
-        </w:rPr>
-        <w:t xml:space="preserve"> 6.1 Dashboard thống kê tổng quan doanh thu &amp; KPI (SuperAdmin only, Admin 403)</w:t>
-      </w:r>
-      <w:r>
-        <w:rPr>
-          <w:rFonts w:cstheme="minorHAnsi"/>
-          <w:sz w:val="24"/>
-          <w:szCs w:val="24"/>
-        </w:rPr>
+        <w:t>│   ├-- 6.1 Dashboard thống kê trực quan (Hôm nay, 7 ngày, Tháng, Toàn thời gian)</w:t>
         <w:br/>
-        <w:t xml:space="preserve">│   </w:t>
-      </w:r>
-      <w:r>
-        <w:rPr>
-          <w:rFonts w:ascii="Arial" w:hAnsi="Arial" w:cs="Arial"/>
-          <w:sz w:val="24"/>
-          <w:szCs w:val="24"/>
-        </w:rPr>
-        <w:t>├</w:t>
-      </w:r>
-      <w:r>
-        <w:rPr>
-          <w:rFonts w:ascii="Calibri" w:hAnsi="Calibri" w:cs="Calibri"/>
-          <w:sz w:val="24"/>
-          <w:szCs w:val="24"/>
-        </w:rPr>
-        <w:t>--</w:t>
-      </w:r>
-      <w:r>
-        <w:rPr>
-          <w:rFonts w:cstheme="minorHAnsi"/>
-          <w:sz w:val="24"/>
-          <w:szCs w:val="24"/>
-        </w:rPr>
-        <w:t xml:space="preserve"> 6.2 Thống kê Top mặt hàng bán chạy nhất theo Doanh thu &amp; Số lượng xuất bán</w:t>
-      </w:r>
-      <w:r>
-        <w:rPr>
-          <w:rFonts w:cstheme="minorHAnsi"/>
-          <w:sz w:val="24"/>
-          <w:szCs w:val="24"/>
-        </w:rPr>
+        <w:t>│   ├-- 6.2 Top sản phẩm bán chạy nhất &amp; Tồn kho cảnh báo</w:t>
         <w:br/>
-        <w:t xml:space="preserve">│   </w:t>
-      </w:r>
-      <w:r>
-        <w:rPr>
-          <w:rFonts w:ascii="Arial" w:hAnsi="Arial" w:cs="Arial"/>
-          <w:sz w:val="24"/>
-          <w:szCs w:val="24"/>
-        </w:rPr>
-        <w:t>├</w:t>
-      </w:r>
-      <w:r>
-        <w:rPr>
-          <w:rFonts w:ascii="Calibri" w:hAnsi="Calibri" w:cs="Calibri"/>
-          <w:sz w:val="24"/>
-          <w:szCs w:val="24"/>
-        </w:rPr>
-        <w:t>--</w:t>
-      </w:r>
-      <w:r>
-        <w:rPr>
-          <w:rFonts w:cstheme="minorHAnsi"/>
-          <w:sz w:val="24"/>
-          <w:szCs w:val="24"/>
-        </w:rPr>
-        <w:t xml:space="preserve"> 6.3 Ph</w:t>
-      </w:r>
-      <w:r>
-        <w:rPr>
-          <w:rFonts w:ascii="Calibri" w:hAnsi="Calibri" w:cs="Calibri"/>
-          <w:sz w:val="24"/>
-          <w:szCs w:val="24"/>
-        </w:rPr>
-        <w:t>â</w:t>
-      </w:r>
-      <w:r>
-        <w:rPr>
-          <w:rFonts w:cstheme="minorHAnsi"/>
-          <w:sz w:val="24"/>
-          <w:szCs w:val="24"/>
-        </w:rPr>
-        <w:t>n t</w:t>
-      </w:r>
-      <w:r>
-        <w:rPr>
-          <w:rFonts w:ascii="Calibri" w:hAnsi="Calibri" w:cs="Calibri"/>
-          <w:sz w:val="24"/>
-          <w:szCs w:val="24"/>
-        </w:rPr>
-        <w:t>í</w:t>
-      </w:r>
-      <w:r>
-        <w:rPr>
-          <w:rFonts w:cstheme="minorHAnsi"/>
-          <w:sz w:val="24"/>
-          <w:szCs w:val="24"/>
-        </w:rPr>
-        <w:t>ch xu h</w:t>
-      </w:r>
-      <w:r>
-        <w:rPr>
-          <w:rFonts w:ascii="Calibri" w:hAnsi="Calibri" w:cs="Calibri"/>
-          <w:sz w:val="24"/>
-          <w:szCs w:val="24"/>
-        </w:rPr>
-        <w:t>ư</w:t>
-      </w:r>
-      <w:r>
-        <w:rPr>
-          <w:rFonts w:cstheme="minorHAnsi"/>
-          <w:sz w:val="24"/>
-          <w:szCs w:val="24"/>
-        </w:rPr>
-        <w:t>ớng doanh thu theo ngày và cơ cấu hàng hóa</w:t>
-      </w:r>
-      <w:r>
-        <w:rPr>
-          <w:rFonts w:cstheme="minorHAnsi"/>
-          <w:sz w:val="24"/>
-          <w:szCs w:val="24"/>
-        </w:rPr>
+        <w:t>│   ├-- 6.3 Banner Đối soát Tài chính (Thực nhận POS vs đơn lịch sử Legacy)</w:t>
         <w:br/>
-        <w:t>│   └-- 6.4 Xuất báo cáo doanh thu và danh sách đơn hàng sang định dạng file CSV / Excel</w:t>
-      </w:r>
-      <w:r>
-        <w:rPr>
-          <w:rFonts w:cstheme="minorHAnsi"/>
-          <w:sz w:val="24"/>
-          <w:szCs w:val="24"/>
-        </w:rPr>
+        <w:t>│   └-- 6.4 Xuất báo cáo tài chính (CSV &amp; Excel .xlsx)</w:t>
         <w:br/>
         <w:t>│</w:t>
-      </w:r>
-      <w:r>
-        <w:rPr>
-          <w:rFonts w:cstheme="minorHAnsi"/>
-          <w:sz w:val="24"/>
-          <w:szCs w:val="24"/>
-        </w:rPr>
         <w:br/>
-      </w:r>
-      <w:r>
-        <w:rPr>
-          <w:rFonts w:ascii="Arial" w:hAnsi="Arial" w:cs="Arial"/>
-          <w:sz w:val="24"/>
-          <w:szCs w:val="24"/>
-        </w:rPr>
-        <w:t>├</w:t>
-      </w:r>
-      <w:r>
-        <w:rPr>
-          <w:rFonts w:ascii="Calibri" w:hAnsi="Calibri" w:cs="Calibri"/>
-          <w:sz w:val="24"/>
-          <w:szCs w:val="24"/>
-        </w:rPr>
-        <w:t>--</w:t>
-      </w:r>
-      <w:r>
-        <w:rPr>
-          <w:rFonts w:cstheme="minorHAnsi"/>
-          <w:sz w:val="24"/>
-          <w:szCs w:val="24"/>
-        </w:rPr>
-        <w:t xml:space="preserve"> 7.0 PH</w:t>
-      </w:r>
-      <w:r>
-        <w:rPr>
-          <w:rFonts w:ascii="Calibri" w:hAnsi="Calibri" w:cs="Calibri"/>
-          <w:sz w:val="24"/>
-          <w:szCs w:val="24"/>
-        </w:rPr>
-        <w:t>Â</w:t>
-      </w:r>
-      <w:r>
-        <w:rPr>
-          <w:rFonts w:cstheme="minorHAnsi"/>
-          <w:sz w:val="24"/>
-          <w:szCs w:val="24"/>
-        </w:rPr>
-        <w:t>N HỆ TRỢ LÝ AI &amp; TÌM KIẾM ĐA PHƯƠNG THỨC (AI SERVICES &amp; MULTIMODAL)</w:t>
-      </w:r>
-      <w:r>
-        <w:rPr>
-          <w:rFonts w:cstheme="minorHAnsi"/>
-          <w:sz w:val="24"/>
-          <w:szCs w:val="24"/>
-        </w:rPr>
+        <w:t>├-- 7.0 PHÂN HỆ TRỢ LÝ AI &amp; TÌM KIẾM ĐA PHƯƠNG THỨC</w:t>
         <w:br/>
-        <w:t xml:space="preserve">│   </w:t>
-      </w:r>
-      <w:r>
-        <w:rPr>
-          <w:rFonts w:ascii="Arial" w:hAnsi="Arial" w:cs="Arial"/>
-          <w:sz w:val="24"/>
-          <w:szCs w:val="24"/>
-        </w:rPr>
-        <w:t>├</w:t>
-      </w:r>
-      <w:r>
-        <w:rPr>
-          <w:rFonts w:ascii="Calibri" w:hAnsi="Calibri" w:cs="Calibri"/>
-          <w:sz w:val="24"/>
-          <w:szCs w:val="24"/>
-        </w:rPr>
-        <w:t>--</w:t>
-      </w:r>
-      <w:r>
-        <w:rPr>
-          <w:rFonts w:cstheme="minorHAnsi"/>
-          <w:sz w:val="24"/>
-          <w:szCs w:val="24"/>
-        </w:rPr>
-        <w:t xml:space="preserve"> 7.1 Trợ lý AI Tư vấn Sản phẩm theo Ngân sách &amp; Nhu cầu (Semantic RAG)</w:t>
-      </w:r>
-      <w:r>
-        <w:rPr>
-          <w:rFonts w:cstheme="minorHAnsi"/>
-          <w:sz w:val="24"/>
-          <w:szCs w:val="24"/>
-        </w:rPr>
+        <w:t>│   ├-- 7.1 Kiến trúc Pluggable AI Engine (Ollama Local Qwen 2.5 1.5B GPU/CPU offline &amp; Google Gemini 3.6 Flash)</w:t>
         <w:br/>
-        <w:t xml:space="preserve">│   </w:t>
-      </w:r>
-      <w:r>
-        <w:rPr>
-          <w:rFonts w:ascii="Arial" w:hAnsi="Arial" w:cs="Arial"/>
-          <w:sz w:val="24"/>
-          <w:szCs w:val="24"/>
-        </w:rPr>
-        <w:t>├</w:t>
-      </w:r>
-      <w:r>
-        <w:rPr>
-          <w:rFonts w:ascii="Calibri" w:hAnsi="Calibri" w:cs="Calibri"/>
-          <w:sz w:val="24"/>
-          <w:szCs w:val="24"/>
-        </w:rPr>
-        <w:t>--</w:t>
-      </w:r>
-      <w:r>
-        <w:rPr>
-          <w:rFonts w:cstheme="minorHAnsi"/>
-          <w:sz w:val="24"/>
-          <w:szCs w:val="24"/>
-        </w:rPr>
-        <w:t xml:space="preserve"> 7.2 Chốt chặn kiểm định SQLite Ground Truth Guard (Loại bỏ 100% hàng hết tồn)</w:t>
-      </w:r>
-      <w:r>
-        <w:rPr>
-          <w:rFonts w:cstheme="minorHAnsi"/>
-          <w:sz w:val="24"/>
-          <w:szCs w:val="24"/>
-        </w:rPr>
+        <w:t>│   ├-- 7.2 Tư vấn sản phẩm RAG thông minh (Post-Retrieval SQLite Truth Guard &amp; Thẻ tương tác)</w:t>
         <w:br/>
-        <w:t xml:space="preserve">│   </w:t>
-      </w:r>
-      <w:r>
-        <w:rPr>
-          <w:rFonts w:ascii="Arial" w:hAnsi="Arial" w:cs="Arial"/>
-          <w:sz w:val="24"/>
-          <w:szCs w:val="24"/>
-        </w:rPr>
-        <w:t>├</w:t>
-      </w:r>
-      <w:r>
-        <w:rPr>
-          <w:rFonts w:ascii="Calibri" w:hAnsi="Calibri" w:cs="Calibri"/>
-          <w:sz w:val="24"/>
-          <w:szCs w:val="24"/>
-        </w:rPr>
-        <w:t>--</w:t>
-      </w:r>
-      <w:r>
-        <w:rPr>
-          <w:rFonts w:cstheme="minorHAnsi"/>
-          <w:sz w:val="24"/>
-          <w:szCs w:val="24"/>
-        </w:rPr>
-        <w:t xml:space="preserve"> 7.3 T</w:t>
-      </w:r>
-      <w:r>
-        <w:rPr>
-          <w:rFonts w:ascii="Calibri" w:hAnsi="Calibri" w:cs="Calibri"/>
-          <w:sz w:val="24"/>
-          <w:szCs w:val="24"/>
-        </w:rPr>
-        <w:t>í</w:t>
-      </w:r>
-      <w:r>
-        <w:rPr>
-          <w:rFonts w:cstheme="minorHAnsi"/>
-          <w:sz w:val="24"/>
-          <w:szCs w:val="24"/>
-        </w:rPr>
-        <w:t>ch hợp Thẻ Sản phẩm Tương tác trong Chatbot RAG (Thêm vào giỏ / Mở POS)</w:t>
-      </w:r>
-      <w:r>
-        <w:rPr>
-          <w:rFonts w:cstheme="minorHAnsi"/>
-          <w:sz w:val="24"/>
-          <w:szCs w:val="24"/>
-        </w:rPr>
+        <w:t>│   ├-- 7.3 Tìm kiếm sản phẩm bằng hình ảnh đa phương thức (OpenAI CLIP ViT-B/32 512-dim CPU &amp; Gemini Cloud Vision)</w:t>
         <w:br/>
-        <w:t xml:space="preserve">│   </w:t>
-      </w:r>
-      <w:r>
-        <w:rPr>
-          <w:rFonts w:ascii="Arial" w:hAnsi="Arial" w:cs="Arial"/>
-          <w:sz w:val="24"/>
-          <w:szCs w:val="24"/>
-        </w:rPr>
-        <w:t>├</w:t>
-      </w:r>
-      <w:r>
-        <w:rPr>
-          <w:rFonts w:ascii="Calibri" w:hAnsi="Calibri" w:cs="Calibri"/>
-          <w:sz w:val="24"/>
-          <w:szCs w:val="24"/>
-        </w:rPr>
-        <w:t>--</w:t>
-      </w:r>
-      <w:r>
-        <w:rPr>
-          <w:rFonts w:cstheme="minorHAnsi"/>
-          <w:sz w:val="24"/>
-          <w:szCs w:val="24"/>
-        </w:rPr>
-        <w:t xml:space="preserve"> 7.4 T</w:t>
-      </w:r>
-      <w:r>
-        <w:rPr>
-          <w:rFonts w:ascii="Calibri" w:hAnsi="Calibri" w:cs="Calibri"/>
-          <w:sz w:val="24"/>
-          <w:szCs w:val="24"/>
-        </w:rPr>
-        <w:t>ì</w:t>
-      </w:r>
-      <w:r>
-        <w:rPr>
-          <w:rFonts w:cstheme="minorHAnsi"/>
-          <w:sz w:val="24"/>
-          <w:szCs w:val="24"/>
-        </w:rPr>
-        <w:t>m kiếm Sản phẩm bằng Hình ảnh qua Gemini Multimodal Visual Feature Extraction</w:t>
-      </w:r>
-      <w:r>
-        <w:rPr>
-          <w:rFonts w:cstheme="minorHAnsi"/>
-          <w:sz w:val="24"/>
-          <w:szCs w:val="24"/>
-        </w:rPr>
+        <w:t>│   ├-- 7.4 Động cơ đối chiếu thị giác động (Dynamic Visual Match Engine: SIMILAR, RELATED, RELATED-Category)</w:t>
         <w:br/>
-        <w:t xml:space="preserve">│   </w:t>
-      </w:r>
-      <w:r>
-        <w:rPr>
-          <w:rFonts w:ascii="Arial" w:hAnsi="Arial" w:cs="Arial"/>
-          <w:sz w:val="24"/>
-          <w:szCs w:val="24"/>
-        </w:rPr>
-        <w:t>├</w:t>
-      </w:r>
-      <w:r>
-        <w:rPr>
-          <w:rFonts w:ascii="Calibri" w:hAnsi="Calibri" w:cs="Calibri"/>
-          <w:sz w:val="24"/>
-          <w:szCs w:val="24"/>
-        </w:rPr>
-        <w:t>--</w:t>
-      </w:r>
-      <w:r>
-        <w:rPr>
-          <w:rFonts w:cstheme="minorHAnsi"/>
-          <w:sz w:val="24"/>
-          <w:szCs w:val="24"/>
-        </w:rPr>
-        <w:t xml:space="preserve"> 7.5 Ph</w:t>
-      </w:r>
-      <w:r>
-        <w:rPr>
-          <w:rFonts w:ascii="Calibri" w:hAnsi="Calibri" w:cs="Calibri"/>
-          <w:sz w:val="24"/>
-          <w:szCs w:val="24"/>
-        </w:rPr>
-        <w:t>â</w:t>
-      </w:r>
-      <w:r>
-        <w:rPr>
-          <w:rFonts w:cstheme="minorHAnsi"/>
-          <w:sz w:val="24"/>
-          <w:szCs w:val="24"/>
-        </w:rPr>
-        <w:t>n loại Mối quan hệ Ảnh đa tầng: MATCH, SIMILAR, RELATED, NONE</w:t>
-      </w:r>
-      <w:r>
-        <w:rPr>
-          <w:rFonts w:cstheme="minorHAnsi"/>
-          <w:sz w:val="24"/>
-          <w:szCs w:val="24"/>
-        </w:rPr>
+        <w:t>│   ├-- 7.5 Báo cáo doanh thu &amp; Đề xuất nhập hàng AI (SQL Grounding facts, Stop token [HẾT BÁO CÁO] chống rò rỉ prompt)</w:t>
         <w:br/>
-        <w:t xml:space="preserve">│   </w:t>
-      </w:r>
-      <w:r>
-        <w:rPr>
-          <w:rFonts w:ascii="Arial" w:hAnsi="Arial" w:cs="Arial"/>
-          <w:sz w:val="24"/>
-          <w:szCs w:val="24"/>
-        </w:rPr>
-        <w:t>├</w:t>
-      </w:r>
-      <w:r>
-        <w:rPr>
-          <w:rFonts w:ascii="Calibri" w:hAnsi="Calibri" w:cs="Calibri"/>
-          <w:sz w:val="24"/>
-          <w:szCs w:val="24"/>
-        </w:rPr>
-        <w:t>--</w:t>
-      </w:r>
-      <w:r>
-        <w:rPr>
-          <w:rFonts w:cstheme="minorHAnsi"/>
-          <w:sz w:val="24"/>
-          <w:szCs w:val="24"/>
-        </w:rPr>
-        <w:t xml:space="preserve"> 7.6 AI Sinh B</w:t>
-      </w:r>
-      <w:r>
-        <w:rPr>
-          <w:rFonts w:ascii="Calibri" w:hAnsi="Calibri" w:cs="Calibri"/>
-          <w:sz w:val="24"/>
-          <w:szCs w:val="24"/>
-        </w:rPr>
-        <w:t>á</w:t>
-      </w:r>
-      <w:r>
-        <w:rPr>
-          <w:rFonts w:cstheme="minorHAnsi"/>
-          <w:sz w:val="24"/>
-          <w:szCs w:val="24"/>
-        </w:rPr>
-        <w:t>o c</w:t>
-      </w:r>
-      <w:r>
-        <w:rPr>
-          <w:rFonts w:ascii="Calibri" w:hAnsi="Calibri" w:cs="Calibri"/>
-          <w:sz w:val="24"/>
-          <w:szCs w:val="24"/>
-        </w:rPr>
-        <w:t>á</w:t>
-      </w:r>
-      <w:r>
-        <w:rPr>
-          <w:rFonts w:cstheme="minorHAnsi"/>
-          <w:sz w:val="24"/>
-          <w:szCs w:val="24"/>
-        </w:rPr>
-        <w:t xml:space="preserve">o Doanh thu &amp; </w:t>
-      </w:r>
-      <w:r>
-        <w:rPr>
-          <w:rFonts w:ascii="Calibri" w:hAnsi="Calibri" w:cs="Calibri"/>
-          <w:sz w:val="24"/>
-          <w:szCs w:val="24"/>
-        </w:rPr>
-        <w:t>Đ</w:t>
-      </w:r>
-      <w:r>
-        <w:rPr>
-          <w:rFonts w:cstheme="minorHAnsi"/>
-          <w:sz w:val="24"/>
-          <w:szCs w:val="24"/>
-        </w:rPr>
-        <w:t>ề xuất kế hoạch nhập kho (SuperAdmin Exclusive)</w:t>
-      </w:r>
-      <w:r>
-        <w:rPr>
-          <w:rFonts w:cstheme="minorHAnsi"/>
-          <w:sz w:val="24"/>
-          <w:szCs w:val="24"/>
-        </w:rPr>
-        <w:br/>
-        <w:t xml:space="preserve">│   </w:t>
-      </w:r>
-      <w:r>
-        <w:rPr>
-          <w:rFonts w:ascii="Arial" w:hAnsi="Arial" w:cs="Arial"/>
-          <w:sz w:val="24"/>
-          <w:szCs w:val="24"/>
-        </w:rPr>
-        <w:t>├</w:t>
-      </w:r>
-      <w:r>
-        <w:rPr>
-          <w:rFonts w:ascii="Calibri" w:hAnsi="Calibri" w:cs="Calibri"/>
-          <w:sz w:val="24"/>
-          <w:szCs w:val="24"/>
-        </w:rPr>
-        <w:t>--</w:t>
-      </w:r>
-      <w:r>
-        <w:rPr>
-          <w:rFonts w:cstheme="minorHAnsi"/>
-          <w:sz w:val="24"/>
-          <w:szCs w:val="24"/>
-        </w:rPr>
-        <w:t xml:space="preserve"> 7.7 AI Hỏi đáp dữ liệu bán hàng &amp; Vận hành theo phân quyền (Sales Q&amp;A Engine)</w:t>
-      </w:r>
-      <w:r>
-        <w:rPr>
-          <w:rFonts w:cstheme="minorHAnsi"/>
-          <w:sz w:val="24"/>
-          <w:szCs w:val="24"/>
-        </w:rPr>
-        <w:br/>
-        <w:t xml:space="preserve">│   </w:t>
-      </w:r>
-      <w:r>
-        <w:rPr>
-          <w:rFonts w:ascii="Arial" w:hAnsi="Arial" w:cs="Arial"/>
-          <w:sz w:val="24"/>
-          <w:szCs w:val="24"/>
-        </w:rPr>
-        <w:t>├</w:t>
-      </w:r>
-      <w:r>
-        <w:rPr>
-          <w:rFonts w:ascii="Calibri" w:hAnsi="Calibri" w:cs="Calibri"/>
-          <w:sz w:val="24"/>
-          <w:szCs w:val="24"/>
-        </w:rPr>
-        <w:t>--</w:t>
-      </w:r>
-      <w:r>
-        <w:rPr>
-          <w:rFonts w:cstheme="minorHAnsi"/>
-          <w:sz w:val="24"/>
-          <w:szCs w:val="24"/>
-        </w:rPr>
-        <w:t xml:space="preserve"> 7.8 Tra cứu lịch sử đơn hàng cá nhân qua ngôn ngữ tự nhiên cho Customer (Anti-IDOR)</w:t>
-      </w:r>
-      <w:r>
-        <w:rPr>
-          <w:rFonts w:cstheme="minorHAnsi"/>
-          <w:sz w:val="24"/>
-          <w:szCs w:val="24"/>
-        </w:rPr>
-        <w:br/>
-        <w:t>│   └-- 7.9 Tự động chuyển đổi chế độ Tra cứu trực tiếp khi AI Timeout / 429 (Fallback)</w:t>
-      </w:r>
-      <w:r>
-        <w:rPr>
-          <w:rFonts w:cstheme="minorHAnsi"/>
-          <w:sz w:val="24"/>
-          <w:szCs w:val="24"/>
-        </w:rPr>
+        <w:t>│   └-- 7.6 Cơ chế Safe Grounded Fallback (Chuyển đổi dự phòng tra cứu SQLite khi AI timeout/quota)</w:t>
         <w:br/>
         <w:t>│</w:t>
-      </w:r>
-      <w:r>
-        <w:rPr>
-          <w:rFonts w:cstheme="minorHAnsi"/>
-          <w:sz w:val="24"/>
-          <w:szCs w:val="24"/>
-        </w:rPr>
         <w:br/>
-        <w:t>└-- 8.0 PHÂN HỆ AN TOÀN, BẢO MẬT &amp; KIỂM SOÁT TẦN SUẤT (SECURITY &amp; RATE LIMITING)</w:t>
-      </w:r>
-      <w:r>
-        <w:rPr>
-          <w:rFonts w:cstheme="minorHAnsi"/>
-          <w:sz w:val="24"/>
-          <w:szCs w:val="24"/>
-        </w:rPr>
+        <w:t>└-- 8.0 PHÂN HỆ AN TOÀN BẢO MẬT &amp; KIỂM TOÁN (SECURITY &amp; AUDIT)</w:t>
         <w:br/>
-        <w:t xml:space="preserve">    </w:t>
-      </w:r>
-      <w:r>
-        <w:rPr>
-          <w:rFonts w:ascii="Arial" w:hAnsi="Arial" w:cs="Arial"/>
-          <w:sz w:val="24"/>
-          <w:szCs w:val="24"/>
-        </w:rPr>
-        <w:t>├</w:t>
-      </w:r>
-      <w:r>
-        <w:rPr>
-          <w:rFonts w:ascii="Calibri" w:hAnsi="Calibri" w:cs="Calibri"/>
-          <w:sz w:val="24"/>
-          <w:szCs w:val="24"/>
-        </w:rPr>
-        <w:t>--</w:t>
-      </w:r>
-      <w:r>
-        <w:rPr>
-          <w:rFonts w:cstheme="minorHAnsi"/>
-          <w:sz w:val="24"/>
-          <w:szCs w:val="24"/>
-        </w:rPr>
-        <w:t xml:space="preserve"> 8.1 Bộ điều tiết tần suất AI Rate Limiter &amp; Cooldown phân quyền (Sliding Window)</w:t>
-      </w:r>
-      <w:r>
-        <w:rPr>
-          <w:rFonts w:cstheme="minorHAnsi"/>
-          <w:sz w:val="24"/>
-          <w:szCs w:val="24"/>
-        </w:rPr>
+        <w:t xml:space="preserve">    ├-- 8.1 Điều tiết tần suất AI Rate Limiter &amp; Cooldown theo vai trò</w:t>
         <w:br/>
-        <w:t xml:space="preserve">    </w:t>
-      </w:r>
-      <w:r>
-        <w:rPr>
-          <w:rFonts w:ascii="Arial" w:hAnsi="Arial" w:cs="Arial"/>
-          <w:sz w:val="24"/>
-          <w:szCs w:val="24"/>
-        </w:rPr>
-        <w:t>├</w:t>
-      </w:r>
-      <w:r>
-        <w:rPr>
-          <w:rFonts w:ascii="Calibri" w:hAnsi="Calibri" w:cs="Calibri"/>
-          <w:sz w:val="24"/>
-          <w:szCs w:val="24"/>
-        </w:rPr>
-        <w:t>--</w:t>
-      </w:r>
-      <w:r>
-        <w:rPr>
-          <w:rFonts w:cstheme="minorHAnsi"/>
-          <w:sz w:val="24"/>
-          <w:szCs w:val="24"/>
-        </w:rPr>
-        <w:t xml:space="preserve"> 8.2 Bộ lọc Output Secret Sanitizer che giấu API Key, JWT Secret &amp; Password Hash</w:t>
-      </w:r>
-      <w:r>
-        <w:rPr>
-          <w:rFonts w:cstheme="minorHAnsi"/>
-          <w:sz w:val="24"/>
-          <w:szCs w:val="24"/>
-        </w:rPr>
+        <w:t xml:space="preserve">    ├-- 8.2 Chống tấn công chiếm quyền Prompt Injection &amp; Jailbreak Guard</w:t>
         <w:br/>
-        <w:t xml:space="preserve">    </w:t>
-      </w:r>
-      <w:r>
-        <w:rPr>
-          <w:rFonts w:ascii="Arial" w:hAnsi="Arial" w:cs="Arial"/>
-          <w:sz w:val="24"/>
-          <w:szCs w:val="24"/>
-        </w:rPr>
-        <w:t>├</w:t>
-      </w:r>
-      <w:r>
-        <w:rPr>
-          <w:rFonts w:ascii="Calibri" w:hAnsi="Calibri" w:cs="Calibri"/>
-          <w:sz w:val="24"/>
-          <w:szCs w:val="24"/>
-        </w:rPr>
-        <w:t>--</w:t>
-      </w:r>
-      <w:r>
-        <w:rPr>
-          <w:rFonts w:cstheme="minorHAnsi"/>
-          <w:sz w:val="24"/>
-          <w:szCs w:val="24"/>
-        </w:rPr>
-        <w:t xml:space="preserve"> 8.3 Bộ kiểm tra xác thực định dạng và dung lượng file ảnh upload (&lt;= 5MB)</w:t>
-      </w:r>
-      <w:r>
-        <w:rPr>
-          <w:rFonts w:cstheme="minorHAnsi"/>
-          <w:sz w:val="24"/>
-          <w:szCs w:val="24"/>
-        </w:rPr>
+        <w:t xml:space="preserve">    ├-- 8.3 Bộ lọc che giấu bí mật Output Secret Sanitizer &amp; Anti-Instruction-Bleed</w:t>
         <w:br/>
-        <w:t xml:space="preserve">    </w:t>
-      </w:r>
-      <w:r>
-        <w:rPr>
-          <w:rFonts w:ascii="Arial" w:hAnsi="Arial" w:cs="Arial"/>
-          <w:sz w:val="24"/>
-          <w:szCs w:val="24"/>
-        </w:rPr>
-        <w:t>├</w:t>
-      </w:r>
-      <w:r>
-        <w:rPr>
-          <w:rFonts w:ascii="Calibri" w:hAnsi="Calibri" w:cs="Calibri"/>
-          <w:sz w:val="24"/>
-          <w:szCs w:val="24"/>
-        </w:rPr>
-        <w:t>--</w:t>
-      </w:r>
-      <w:r>
-        <w:rPr>
-          <w:rFonts w:cstheme="minorHAnsi"/>
-          <w:sz w:val="24"/>
-          <w:szCs w:val="24"/>
-        </w:rPr>
-        <w:t xml:space="preserve"> 8.4 Bộ phòng thủ chống tấn công câu lệnh chiếm quyền (Prompt Injection Guard)</w:t>
-      </w:r>
-      <w:r>
-        <w:rPr>
-          <w:rFonts w:cstheme="minorHAnsi"/>
-          <w:sz w:val="24"/>
-          <w:szCs w:val="24"/>
-        </w:rPr>
+        <w:t xml:space="preserve">    ├-- 8.4 Kiểm soát truy cập AI Access Control &amp; Chống truy cập chéo Anti-IDOR</w:t>
         <w:br/>
-        <w:t xml:space="preserve">    </w:t>
-      </w:r>
-      <w:r>
-        <w:rPr>
-          <w:rFonts w:ascii="Arial" w:hAnsi="Arial" w:cs="Arial"/>
-          <w:sz w:val="24"/>
-          <w:szCs w:val="24"/>
-        </w:rPr>
-        <w:t>├</w:t>
-      </w:r>
-      <w:r>
-        <w:rPr>
-          <w:rFonts w:ascii="Calibri" w:hAnsi="Calibri" w:cs="Calibri"/>
-          <w:sz w:val="24"/>
-          <w:szCs w:val="24"/>
-        </w:rPr>
-        <w:t>--</w:t>
-      </w:r>
-      <w:r>
-        <w:rPr>
-          <w:rFonts w:cstheme="minorHAnsi"/>
-          <w:sz w:val="24"/>
-          <w:szCs w:val="24"/>
-        </w:rPr>
-        <w:t xml:space="preserve"> 8.5 Giới hạn độ dài câu hỏi đầu vào theo vai trò (Dynamic Input Length Validator)</w:t>
-      </w:r>
-      <w:r>
-        <w:rPr>
-          <w:rFonts w:cstheme="minorHAnsi"/>
-          <w:sz w:val="24"/>
-          <w:szCs w:val="24"/>
-        </w:rPr>
-        <w:br/>
-      </w:r>
-      <w:r>
-        <w:rPr>
-          <w:rFonts w:cstheme="minorHAnsi"/>
-          <w:sz w:val="24"/>
-          <w:szCs w:val="24"/>
-        </w:rPr>
-        <w:lastRenderedPageBreak/>
-        <w:t xml:space="preserve">    </w:t>
-      </w:r>
-      <w:r>
-        <w:rPr>
-          <w:rFonts w:ascii="Arial" w:hAnsi="Arial" w:cs="Arial"/>
-          <w:sz w:val="24"/>
-          <w:szCs w:val="24"/>
-        </w:rPr>
-        <w:t>├</w:t>
-      </w:r>
-      <w:r>
-        <w:rPr>
-          <w:rFonts w:ascii="Calibri" w:hAnsi="Calibri" w:cs="Calibri"/>
-          <w:sz w:val="24"/>
-          <w:szCs w:val="24"/>
-        </w:rPr>
-        <w:t>--</w:t>
-      </w:r>
-      <w:r>
-        <w:rPr>
-          <w:rFonts w:cstheme="minorHAnsi"/>
-          <w:sz w:val="24"/>
-          <w:szCs w:val="24"/>
-        </w:rPr>
-        <w:t xml:space="preserve"> 8.6 Bộ xử lý lỗi ngoại lệ toàn cục (Global Exception Handler 500 Safe Response)</w:t>
-      </w:r>
-      <w:r>
-        <w:rPr>
-          <w:rFonts w:cstheme="minorHAnsi"/>
-          <w:sz w:val="24"/>
-          <w:szCs w:val="24"/>
-        </w:rPr>
-        <w:br/>
-        <w:t xml:space="preserve">    └-- 8.7 Ghi nhận và truy xuất Nhật ký kiểm toán AI (ai_audit_logs) &amp; Đơn hàng (order_audit_logs)</w:t>
+        <w:t xml:space="preserve">    └-- 8.5 Kiểm định chữ ký nhị phân tệp tải lên (File Signature &amp; MIME Guard)</w:t>
       </w:r>
     </w:p>
     <w:p>
